--- a/aws/aws autoscaling explanation.docx
+++ b/aws/aws autoscaling explanation.docx
@@ -13,13 +13,24 @@
         <w:rPr>
           <w:b/>
           <w:bCs/>
-          <w:noProof/>
         </w:rPr>
+        <w:t>CloudFormation Template for autoscaling</w:t>
+      </w:r>
+      <w:r>
+        <w:rPr>
+          <w:b/>
+          <w:bCs/>
+        </w:rPr>
+        <w:t xml:space="preserve"> lab</w:t>
+      </w:r>
+    </w:p>
+    <w:p>
+      <w:r>
         <w:drawing>
-          <wp:inline distT="0" distB="0" distL="0" distR="0" wp14:anchorId="206E5089" wp14:editId="43145E21">
-            <wp:extent cx="8120955" cy="2209858"/>
-            <wp:effectExtent l="0" t="0" r="0" b="0"/>
-            <wp:docPr id="1575636112" name="Picture 1"/>
+          <wp:inline distT="0" distB="0" distL="0" distR="0" wp14:anchorId="6BAEC85F" wp14:editId="1F5D3058">
+            <wp:extent cx="8229600" cy="1728470"/>
+            <wp:effectExtent l="0" t="0" r="0" b="5080"/>
+            <wp:docPr id="218353234" name="Picture 1"/>
             <wp:cNvGraphicFramePr>
               <a:graphicFrameLocks xmlns:a="http://schemas.openxmlformats.org/drawingml/2006/main" noChangeAspect="1"/>
             </wp:cNvGraphicFramePr>
@@ -27,7 +38,7 @@
               <a:graphicData uri="http://schemas.openxmlformats.org/drawingml/2006/picture">
                 <pic:pic xmlns:pic="http://schemas.openxmlformats.org/drawingml/2006/picture">
                   <pic:nvPicPr>
-                    <pic:cNvPr id="1575636112" name=""/>
+                    <pic:cNvPr id="218353234" name=""/>
                     <pic:cNvPicPr/>
                   </pic:nvPicPr>
                   <pic:blipFill>
@@ -39,7 +50,7 @@
                   <pic:spPr>
                     <a:xfrm>
                       <a:off x="0" y="0"/>
-                      <a:ext cx="8120955" cy="2209858"/>
+                      <a:ext cx="8229600" cy="1728470"/>
                     </a:xfrm>
                     <a:prstGeom prst="rect">
                       <a:avLst/>
@@ -53,155 +64,96 @@
       </w:r>
     </w:p>
     <w:p>
-      <w:pPr>
-        <w:rPr>
-          <w:b/>
-          <w:bCs/>
-        </w:rPr>
-      </w:pPr>
-      <w:r>
-        <w:rPr>
-          <w:b/>
-          <w:bCs/>
-        </w:rPr>
-        <w:t>Technical Component Breakdown for the Board</w:t>
+      <w:r>
+        <w:t>1. Networking Infrastructure</w:t>
       </w:r>
     </w:p>
     <w:p>
       <w:pPr>
         <w:numPr>
           <w:ilvl w:val="0"/>
-          <w:numId w:val="1"/>
-        </w:numPr>
-      </w:pPr>
-      <w:r>
-        <w:rPr>
-          <w:b/>
-          <w:bCs/>
-        </w:rPr>
-        <w:t>The Public Tier (Ingress):</w:t>
+          <w:numId w:val="2"/>
+        </w:numPr>
+      </w:pPr>
+      <w:r>
+        <w:t xml:space="preserve">VPC &amp; Internet Gateway: Creates an isolated 10.0.0.0/16 virtual network (LabVPC) and attaches an Internet Gateway (InternetGateway) to enable outbound and inbound internet connectivity. </w:t>
+      </w:r>
+    </w:p>
+    <w:p>
+      <w:pPr>
+        <w:numPr>
+          <w:ilvl w:val="0"/>
+          <w:numId w:val="2"/>
+        </w:numPr>
+      </w:pPr>
+      <w:r>
+        <w:t xml:space="preserve">Public Subnets: Provision two separate subnets (PublicSubnet1 and PublicSubnet2) in different Availability Zones to satisfy Application Load Balancer high-availability requirements. </w:t>
+      </w:r>
+    </w:p>
+    <w:p>
+      <w:pPr>
+        <w:numPr>
+          <w:ilvl w:val="0"/>
+          <w:numId w:val="2"/>
+        </w:numPr>
+      </w:pPr>
+      <w:r>
+        <w:t xml:space="preserve">Routing: Configures a public route table (PublicRouteTable) with a 0.0.0.0/0 default route pointing to the Internet Gateway, then associates both subnets to grant them direct public access. </w:t>
+      </w:r>
+    </w:p>
+    <w:p>
+      <w:r>
+        <w:t>2. Key Pair Management</w:t>
+      </w:r>
+    </w:p>
+    <w:p>
+      <w:pPr>
+        <w:numPr>
+          <w:ilvl w:val="0"/>
+          <w:numId w:val="3"/>
+        </w:numPr>
+      </w:pPr>
+      <w:r>
+        <w:t xml:space="preserve">AWS::EC2::KeyPair: Automatically generates the SSH key pair (LabKeyPair) defined by the KeyPairName parameter. This eliminates the prerequisite for students to manually create a key pair in the AWS Management Console prior to deployment. </w:t>
+      </w:r>
+    </w:p>
+    <w:p>
+      <w:r>
+        <w:t>3. Security Groups</w:t>
+      </w:r>
+    </w:p>
+    <w:p>
+      <w:pPr>
+        <w:numPr>
+          <w:ilvl w:val="0"/>
+          <w:numId w:val="4"/>
+        </w:numPr>
+      </w:pPr>
+      <w:r>
+        <w:t xml:space="preserve">LBSecurityGroup: Acts as the public perimeter firewall for the Application Load Balancer, allowing HTTP traffic on Port 80 from anywhere (0.0.0.0/0). </w:t>
+      </w:r>
+    </w:p>
+    <w:p>
+      <w:pPr>
+        <w:numPr>
+          <w:ilvl w:val="0"/>
+          <w:numId w:val="4"/>
+        </w:numPr>
+      </w:pPr>
+      <w:r>
+        <w:lastRenderedPageBreak/>
+        <w:t xml:space="preserve">InstanceSecurityGroup: Controls access to the worker nodes: </w:t>
       </w:r>
     </w:p>
     <w:p>
       <w:pPr>
         <w:numPr>
           <w:ilvl w:val="1"/>
-          <w:numId w:val="1"/>
-        </w:numPr>
-      </w:pPr>
-      <w:proofErr w:type="gramStart"/>
-      <w:r>
-        <w:t>User</w:t>
-      </w:r>
-      <w:proofErr w:type="gramEnd"/>
-      <w:r>
-        <w:t xml:space="preserve"> access the lab by hitting a single public DNS URL provided by the </w:t>
-      </w:r>
-      <w:r>
-        <w:rPr>
-          <w:b/>
-          <w:bCs/>
-        </w:rPr>
-        <w:t>Application Load Balancer (ALB)</w:t>
-      </w:r>
-      <w:r>
-        <w:t>.</w:t>
-      </w:r>
-    </w:p>
-    <w:p>
-      <w:pPr>
-        <w:numPr>
-          <w:ilvl w:val="1"/>
-          <w:numId w:val="1"/>
-        </w:numPr>
-      </w:pPr>
-      <w:r>
-        <w:t xml:space="preserve">The ALB sits on the edge, stretching across </w:t>
-      </w:r>
-      <w:r>
-        <w:rPr>
-          <w:b/>
-          <w:bCs/>
-        </w:rPr>
-        <w:t>Subnet A</w:t>
-      </w:r>
-      <w:r>
-        <w:t xml:space="preserve"> and </w:t>
-      </w:r>
-      <w:r>
-        <w:rPr>
-          <w:b/>
-          <w:bCs/>
-        </w:rPr>
-        <w:t>Subnet B</w:t>
-      </w:r>
-      <w:r>
-        <w:t xml:space="preserve"> (two different Availability Zones). This satisfies the high-availability constraints required by the AWS ELBv2 API.</w:t>
-      </w:r>
-    </w:p>
-    <w:p>
-      <w:pPr>
-        <w:numPr>
-          <w:ilvl w:val="0"/>
-          <w:numId w:val="1"/>
-        </w:numPr>
-      </w:pPr>
-      <w:r>
-        <w:rPr>
-          <w:b/>
-          <w:bCs/>
-        </w:rPr>
-        <w:t>The Security Boundary (Tier Isolation):</w:t>
-      </w:r>
-    </w:p>
-    <w:p>
-      <w:pPr>
-        <w:numPr>
-          <w:ilvl w:val="1"/>
-          <w:numId w:val="1"/>
-        </w:numPr>
-      </w:pPr>
-      <w:r>
-        <w:t xml:space="preserve">The </w:t>
-      </w:r>
-      <w:r>
-        <w:rPr>
-          <w:b/>
-          <w:bCs/>
-        </w:rPr>
-        <w:t>Load Balancer Security Group</w:t>
-      </w:r>
-      <w:r>
-        <w:t xml:space="preserve"> allows traffic from the open internet (0.0.0.0/0) on port 80.</w:t>
-      </w:r>
-    </w:p>
-    <w:p>
-      <w:pPr>
-        <w:numPr>
-          <w:ilvl w:val="1"/>
-          <w:numId w:val="1"/>
-        </w:numPr>
-      </w:pPr>
-      <w:r>
-        <w:t xml:space="preserve">The </w:t>
-      </w:r>
-      <w:r>
-        <w:rPr>
-          <w:b/>
-          <w:bCs/>
-        </w:rPr>
-        <w:t>Instance Security Group</w:t>
-      </w:r>
-      <w:r>
-        <w:t xml:space="preserve"> blocks the </w:t>
-      </w:r>
-      <w:proofErr w:type="gramStart"/>
-      <w:r>
-        <w:t>general public</w:t>
-      </w:r>
-      <w:proofErr w:type="gramEnd"/>
-      <w:r>
-        <w:t xml:space="preserve">. It features a specific ingress rule that evaluates incoming packets and </w:t>
+          <w:numId w:val="4"/>
+        </w:numPr>
+      </w:pPr>
+      <w:r>
+        <w:t xml:space="preserve">Port 80 (HTTP): Restricts web traffic so it is accepted </w:t>
       </w:r>
       <w:r>
         <w:rPr>
@@ -211,184 +163,835 @@
         <w:t>only</w:t>
       </w:r>
       <w:r>
-        <w:t xml:space="preserve"> permits traffic if it originates from the Load Balancer's security group identity.</w:t>
+        <w:t xml:space="preserve"> when forwarded by LBSecurityGroup. </w:t>
+      </w:r>
+    </w:p>
+    <w:p>
+      <w:pPr>
+        <w:numPr>
+          <w:ilvl w:val="1"/>
+          <w:numId w:val="4"/>
+        </w:numPr>
+      </w:pPr>
+      <w:r>
+        <w:t xml:space="preserve">Port 22 (SSH): Permits direct SSH access based on the SSHAccessCidr parameter. </w:t>
+      </w:r>
+    </w:p>
+    <w:p>
+      <w:r>
+        <w:t>4. Application Load Balancing</w:t>
       </w:r>
     </w:p>
     <w:p>
       <w:pPr>
         <w:numPr>
           <w:ilvl w:val="0"/>
-          <w:numId w:val="1"/>
-        </w:numPr>
-      </w:pPr>
-      <w:r>
+          <w:numId w:val="5"/>
+        </w:numPr>
+      </w:pPr>
+      <w:r>
+        <w:t xml:space="preserve">ApplicationLoadBalancer: Deploys an internet-facing ALB spanning both public subnets to distribute incoming traffic. </w:t>
+      </w:r>
+    </w:p>
+    <w:p>
+      <w:pPr>
+        <w:numPr>
+          <w:ilvl w:val="0"/>
+          <w:numId w:val="5"/>
+        </w:numPr>
+      </w:pPr>
+      <w:r>
+        <w:t xml:space="preserve">ALBTargetGroup: Defines a logical pool of EC2 instances running on Port 80, configured with rapid 15-second health checks to quickly track active nodes. </w:t>
+      </w:r>
+    </w:p>
+    <w:p>
+      <w:pPr>
+        <w:numPr>
+          <w:ilvl w:val="0"/>
+          <w:numId w:val="5"/>
+        </w:numPr>
+      </w:pPr>
+      <w:r>
+        <w:t xml:space="preserve">ALBListener: Listens on Port 80 of the Load Balancer and forwards all incoming web requests directly to ALBTargetGroup. </w:t>
+      </w:r>
+    </w:p>
+    <w:p>
+      <w:r>
+        <w:t>5. Compute &amp; Application Provisioning</w:t>
+      </w:r>
+    </w:p>
+    <w:p>
+      <w:pPr>
+        <w:numPr>
+          <w:ilvl w:val="0"/>
+          <w:numId w:val="6"/>
+        </w:numPr>
+      </w:pPr>
+      <w:r>
+        <w:t xml:space="preserve">WebServerLaunchTemplate: Defines the EC2 configuration blueprint: </w:t>
+      </w:r>
+    </w:p>
+    <w:p>
+      <w:pPr>
+        <w:numPr>
+          <w:ilvl w:val="1"/>
+          <w:numId w:val="6"/>
+        </w:numPr>
+      </w:pPr>
+      <w:r>
+        <w:t xml:space="preserve">Uses standard t3.micro instances tied to the Free Tier AMI. </w:t>
+      </w:r>
+    </w:p>
+    <w:p>
+      <w:pPr>
+        <w:numPr>
+          <w:ilvl w:val="1"/>
+          <w:numId w:val="6"/>
+        </w:numPr>
+      </w:pPr>
+      <w:r>
+        <w:t xml:space="preserve">Enforces standard CPU credit mode to guarantee zero extra burst charges. </w:t>
+      </w:r>
+    </w:p>
+    <w:p>
+      <w:pPr>
+        <w:numPr>
+          <w:ilvl w:val="1"/>
+          <w:numId w:val="6"/>
+        </w:numPr>
+      </w:pPr>
+      <w:r>
+        <w:t xml:space="preserve">Executes a UserData script that installs Apache/PHP, sets up IMDSv2-compliant metadata calls, hosts a system load endpoint (cpu.php), runs a CPU-intensive prime calculation endpoint (math.php), and serves the interactive Chart.js dashboard (index.php). </w:t>
+      </w:r>
+    </w:p>
+    <w:p>
+      <w:r>
+        <w:t>6. Auto Scaling &amp; Monitoring</w:t>
+      </w:r>
+    </w:p>
+    <w:p>
+      <w:pPr>
+        <w:numPr>
+          <w:ilvl w:val="0"/>
+          <w:numId w:val="7"/>
+        </w:numPr>
+      </w:pPr>
+      <w:r>
+        <w:t xml:space="preserve">PrimeCalcAutoScalingGroup: Controls instance lifecycle, maintaining a minimum of 1 and maximum of 3 instances dynamically distributed across both subnets. </w:t>
+      </w:r>
+    </w:p>
+    <w:p>
+      <w:pPr>
+        <w:numPr>
+          <w:ilvl w:val="0"/>
+          <w:numId w:val="7"/>
+        </w:numPr>
+      </w:pPr>
+      <w:r>
+        <w:t xml:space="preserve">Scale-Out Policy &amp; Alarm: CPUAlarmHigh monitors overall cluster CPU; if average utilization exceeds 60% for 1 minute, HighCPUScalingPolicy adds 1 instance. </w:t>
+      </w:r>
+    </w:p>
+    <w:p>
+      <w:pPr>
+        <w:numPr>
+          <w:ilvl w:val="0"/>
+          <w:numId w:val="7"/>
+        </w:numPr>
+      </w:pPr>
+      <w:r>
+        <w:lastRenderedPageBreak/>
+        <w:t xml:space="preserve">Scale-In Policy &amp; Alarm: CPUAlarmLow monitors for low activity; if CPU drops below 15% for 2 minutes, LowCPUScalingPolicy safely terminates 1 instance to return to baseline. </w:t>
+      </w:r>
+    </w:p>
+    <w:p>
+      <w:r>
+        <w:t>7. Outputs</w:t>
+      </w:r>
+    </w:p>
+    <w:p>
+      <w:pPr>
+        <w:numPr>
+          <w:ilvl w:val="0"/>
+          <w:numId w:val="8"/>
+        </w:numPr>
+      </w:pPr>
+      <w:r>
+        <w:t xml:space="preserve">ALBDNSName &amp; CreatedKeyPair: Exposes the ALB's public URL for students to access the live dashboard, along with confirmation of the generated SSH key pair name. </w:t>
+      </w:r>
+    </w:p>
+    <w:p>
+      <w:pPr>
         <w:rPr>
           <w:b/>
           <w:bCs/>
         </w:rPr>
-        <w:t>The Compute &amp; Orchestration Layer (ASG):</w:t>
-      </w:r>
-    </w:p>
-    <w:p>
-      <w:pPr>
-        <w:numPr>
-          <w:ilvl w:val="1"/>
-          <w:numId w:val="1"/>
-        </w:numPr>
-      </w:pPr>
-      <w:r>
-        <w:t xml:space="preserve">The </w:t>
-      </w:r>
-      <w:r>
+      </w:pPr>
+    </w:p>
+    <w:p>
+      <w:pPr>
         <w:rPr>
           <w:b/>
           <w:bCs/>
         </w:rPr>
-        <w:t>Auto Scaling Group</w:t>
-      </w:r>
-      <w:r>
-        <w:t xml:space="preserve"> launches with a </w:t>
-      </w:r>
-      <w:proofErr w:type="spellStart"/>
-      <w:r>
-        <w:t>DesiredCapacity</w:t>
-      </w:r>
-      <w:proofErr w:type="spellEnd"/>
-      <w:r>
-        <w:t xml:space="preserve"> of 1. It pulls the pre-compiled </w:t>
-      </w:r>
+      </w:pPr>
       <w:r>
         <w:rPr>
           <w:b/>
           <w:bCs/>
         </w:rPr>
-        <w:t>Launch Template</w:t>
-      </w:r>
-      <w:r>
-        <w:t xml:space="preserve"> to build a t</w:t>
-      </w:r>
-      <w:proofErr w:type="gramStart"/>
-      <w:r>
-        <w:t>3.micro</w:t>
-      </w:r>
-      <w:proofErr w:type="gramEnd"/>
-      <w:r>
-        <w:t xml:space="preserve"> instance running the Chart.js dashboard on an Amazon Linux 2023 base.</w:t>
+        <w:t>Architecture Breakdown</w:t>
+      </w:r>
+    </w:p>
+    <w:p>
+      <w:r>
+        <w:t>1. Networking Layer</w:t>
+      </w:r>
+    </w:p>
+    <w:p>
+      <w:pPr>
+        <w:numPr>
+          <w:ilvl w:val="0"/>
+          <w:numId w:val="9"/>
+        </w:numPr>
+      </w:pPr>
+      <w:r>
+        <w:t xml:space="preserve">VPC (AWS::EC2::VPC): Provisioned with a /16 CIDR block (10.0.0.0/16), establishing a private software-defined network boundary for the entire lab. </w:t>
+      </w:r>
+    </w:p>
+    <w:p>
+      <w:pPr>
+        <w:numPr>
+          <w:ilvl w:val="0"/>
+          <w:numId w:val="9"/>
+        </w:numPr>
+      </w:pPr>
+      <w:r>
+        <w:t xml:space="preserve">Internet Gateway (AWS::EC2::InternetGateway &amp; VPCGatewayAttachment): Provides bidirectional IP routing between the VPC network interface resources and the public internet. </w:t>
+      </w:r>
+    </w:p>
+    <w:p>
+      <w:pPr>
+        <w:numPr>
+          <w:ilvl w:val="0"/>
+          <w:numId w:val="9"/>
+        </w:numPr>
+      </w:pPr>
+      <w:r>
+        <w:t xml:space="preserve">Public Subnets (AWS::EC2::Subnet): Allocates two distinct /24 subnets (10.0.1.0/24 and 10.0.2.0/24) mapped across two separate Availability Zones (AZ-1 and AZ-2). This design satisfies AWS Application Load Balancer multi-AZ redundancy rules without incurring cross-AZ NAT transfer fees. </w:t>
+      </w:r>
+    </w:p>
+    <w:p>
+      <w:pPr>
+        <w:numPr>
+          <w:ilvl w:val="0"/>
+          <w:numId w:val="9"/>
+        </w:numPr>
+      </w:pPr>
+      <w:r>
+        <w:t xml:space="preserve">Routing Table (AWS::EC2::RouteTable, Route, &amp; SubnetRouteTableAssociation): Sets a default route (0.0.0.0/0) targeting the Internet Gateway and binds both subnets to enable public routing capabilities. </w:t>
+      </w:r>
+    </w:p>
+    <w:p>
+      <w:r>
+        <w:t>2. Access &amp; Security Layer</w:t>
+      </w:r>
+    </w:p>
+    <w:p>
+      <w:pPr>
+        <w:numPr>
+          <w:ilvl w:val="0"/>
+          <w:numId w:val="10"/>
+        </w:numPr>
+      </w:pPr>
+      <w:r>
+        <w:t xml:space="preserve">EC2 Key Pair (AWS::EC2::KeyPair): Automatically generates an RSA 2048-bit key pair in the region, eliminating manual key dependencies for instance-level SSH connections. </w:t>
+      </w:r>
+    </w:p>
+    <w:p>
+      <w:pPr>
+        <w:numPr>
+          <w:ilvl w:val="0"/>
+          <w:numId w:val="10"/>
+        </w:numPr>
+      </w:pPr>
+      <w:r>
+        <w:t xml:space="preserve">ALB Security Group (LBSecurityGroup): Functions as a stateless perimeter firewall allowing inbound HTTP traffic (TCP 80) from any internet source (0.0.0.0/0). </w:t>
+      </w:r>
+    </w:p>
+    <w:p>
+      <w:pPr>
+        <w:numPr>
+          <w:ilvl w:val="0"/>
+          <w:numId w:val="10"/>
+        </w:numPr>
+      </w:pPr>
+      <w:r>
+        <w:lastRenderedPageBreak/>
+        <w:t>EC2 Security Group (InstanceSecurityGroup): Implements defense-in-depth isolation:</w:t>
       </w:r>
     </w:p>
     <w:p>
       <w:pPr>
         <w:numPr>
           <w:ilvl w:val="1"/>
-          <w:numId w:val="1"/>
-        </w:numPr>
-      </w:pPr>
+          <w:numId w:val="10"/>
+        </w:numPr>
+      </w:pPr>
+      <w:r>
+        <w:t xml:space="preserve">Port 80 Ingress: Enforces strict security group chaining (SourceSecurityGroupId), permitting HTTP access exclusively from requests originating inside LBSecurityGroup. </w:t>
+      </w:r>
+    </w:p>
+    <w:p>
+      <w:pPr>
+        <w:numPr>
+          <w:ilvl w:val="1"/>
+          <w:numId w:val="10"/>
+        </w:numPr>
+      </w:pPr>
+      <w:r>
+        <w:t xml:space="preserve">Port 22 Ingress: Allows direct SSH connections from a configurable CIDR range (SSHAccessCidr, defaulting to 0.0.0.0/0). </w:t>
+      </w:r>
+    </w:p>
+    <w:p>
+      <w:r>
+        <w:t>3. Application Load Balancing Layer</w:t>
+      </w:r>
+    </w:p>
+    <w:p>
+      <w:pPr>
+        <w:numPr>
+          <w:ilvl w:val="0"/>
+          <w:numId w:val="11"/>
+        </w:numPr>
+      </w:pPr>
+      <w:r>
+        <w:t xml:space="preserve">Application Load Balancer (ApplicationLoadBalancer): Layer 7 load balancer deployed in internet-facing mode, distributed across both public subnets. </w:t>
+      </w:r>
+    </w:p>
+    <w:p>
+      <w:pPr>
+        <w:numPr>
+          <w:ilvl w:val="0"/>
+          <w:numId w:val="11"/>
+        </w:numPr>
+      </w:pPr>
+      <w:r>
+        <w:t xml:space="preserve">Target Group (ALBTargetGroup): Manages the EC2 target registry on port 80. Configured with active 15-second health checks against the root path (/) to ensure fast deregistration of degraded nodes. </w:t>
+      </w:r>
+    </w:p>
+    <w:p>
+      <w:pPr>
+        <w:numPr>
+          <w:ilvl w:val="0"/>
+          <w:numId w:val="11"/>
+        </w:numPr>
+      </w:pPr>
+      <w:r>
+        <w:t xml:space="preserve">ALB Listener (ALBListener): Intercepts HTTP Port 80 traffic on the ALB entry point and forwards matching rules directly to ALBTargetGroup. </w:t>
+      </w:r>
+    </w:p>
+    <w:p>
+      <w:r>
+        <w:t>4. Compute Blueprint &amp; UserData Engine</w:t>
+      </w:r>
+    </w:p>
+    <w:p>
+      <w:pPr>
+        <w:numPr>
+          <w:ilvl w:val="0"/>
+          <w:numId w:val="12"/>
+        </w:numPr>
+      </w:pPr>
+      <w:r>
+        <w:t xml:space="preserve">Launch Template (WebServerLaunchTemplate): Defines the instance specification using standard t3.micro instances tied to Amazon Linux 2023. Hardcodes standard CPU credit allocation (CpuCredits: standard) to prevent burstable instance billing overages. </w:t>
+      </w:r>
+    </w:p>
+    <w:p>
+      <w:pPr>
+        <w:numPr>
+          <w:ilvl w:val="0"/>
+          <w:numId w:val="12"/>
+        </w:numPr>
+      </w:pPr>
+      <w:r>
+        <w:t xml:space="preserve">UserData Shell Script: Executes on initial boot to install Apache HTTP Server and PHP: </w:t>
+      </w:r>
+    </w:p>
+    <w:p>
+      <w:pPr>
+        <w:numPr>
+          <w:ilvl w:val="1"/>
+          <w:numId w:val="12"/>
+        </w:numPr>
+      </w:pPr>
+      <w:r>
+        <w:t xml:space="preserve">/cpu.php: Calculates host system load averages via sys_getloadavg() and exposes a lightweight JSON CPU percentage metric. </w:t>
+      </w:r>
+    </w:p>
+    <w:p>
+      <w:pPr>
+        <w:numPr>
+          <w:ilvl w:val="1"/>
+          <w:numId w:val="12"/>
+        </w:numPr>
+      </w:pPr>
+      <w:r>
+        <w:t xml:space="preserve">/math.php: Implements an unoptimized CPU-intensive prime number calculation loop to simulate real-world processing load. Features IMDSv2 session token authentication </w:t>
+      </w:r>
       <w:r>
         <w:lastRenderedPageBreak/>
-        <w:t xml:space="preserve">Traffic flows through the ALB, hits the single active EC2 instance, and the </w:t>
-      </w:r>
-      <w:r>
-        <w:t xml:space="preserve">user’s </w:t>
-      </w:r>
-      <w:r>
-        <w:t>browser renders the real-time CPU metric graph.</w:t>
+        <w:t xml:space="preserve">([http://169.254.169.254/latest/api/token](http://169.254.169.254/latest/api/token)) to securely query instance metadata. </w:t>
+      </w:r>
+    </w:p>
+    <w:p>
+      <w:pPr>
+        <w:numPr>
+          <w:ilvl w:val="1"/>
+          <w:numId w:val="12"/>
+        </w:numPr>
+      </w:pPr>
+      <w:r>
+        <w:t xml:space="preserve">/index.php: Serves the client-side JavaScript dashboard powered by Chart.js, dynamically polling system CPU metrics and streaming calculations in real time. </w:t>
+      </w:r>
+    </w:p>
+    <w:p>
+      <w:r>
+        <w:t>5. Auto Scaling &amp; Telemetry Layer</w:t>
       </w:r>
     </w:p>
     <w:p>
       <w:pPr>
         <w:numPr>
           <w:ilvl w:val="0"/>
-          <w:numId w:val="1"/>
-        </w:numPr>
-      </w:pPr>
-      <w:r>
+          <w:numId w:val="13"/>
+        </w:numPr>
+      </w:pPr>
+      <w:r>
+        <w:t xml:space="preserve">Auto Scaling Group (PrimeCalcAutoScalingGroup): Orchestrates host capacity across both availability subnets, maintaining a fleet range of MinSize: 1, DesiredCapacity: 1, and MaxSize: 3. Integrates directly with ELB health checks. </w:t>
+      </w:r>
+    </w:p>
+    <w:p>
+      <w:pPr>
+        <w:numPr>
+          <w:ilvl w:val="0"/>
+          <w:numId w:val="13"/>
+        </w:numPr>
+      </w:pPr>
+      <w:r>
+        <w:t xml:space="preserve">Scale-Out Policy &amp; Alarm (HighCPUScalingPolicy &amp; CPUAlarmHigh): CloudWatch monitors average CPU utilization over 60-second evaluation periods. Triggers a Step Scaling action to add 1 instance whenever cluster CPU average exceeds 60%. </w:t>
+      </w:r>
+    </w:p>
+    <w:p>
+      <w:pPr>
+        <w:numPr>
+          <w:ilvl w:val="0"/>
+          <w:numId w:val="13"/>
+        </w:numPr>
+      </w:pPr>
+      <w:r>
+        <w:t xml:space="preserve">Scale-In Policy &amp; Alarm (LowCPUScalingPolicy &amp; CPUAlarmLow): Evaluates aggregate CPU drop below 15% over two consecutive 60-second periods. Triggers a Step Scaling action to terminate 1 instance, returning the group to baseline levels when idle. </w:t>
+      </w:r>
+    </w:p>
+    <w:p/>
+    <w:p>
+      <w:pPr>
         <w:rPr>
           <w:b/>
           <w:bCs/>
         </w:rPr>
-        <w:t>The Fast-Scale Loop (CloudWatch Automation):</w:t>
-      </w:r>
-    </w:p>
-    <w:p>
-      <w:pPr>
-        <w:numPr>
-          <w:ilvl w:val="1"/>
-          <w:numId w:val="1"/>
-        </w:numPr>
-      </w:pPr>
-      <w:r>
-        <w:t xml:space="preserve">The moment the </w:t>
-      </w:r>
-      <w:r>
-        <w:t xml:space="preserve">user </w:t>
-      </w:r>
-      <w:r>
-        <w:t xml:space="preserve">clicks the </w:t>
-      </w:r>
+      </w:pPr>
       <w:r>
         <w:rPr>
           <w:b/>
           <w:bCs/>
         </w:rPr>
-        <w:t>Stress Test</w:t>
-      </w:r>
-      <w:r>
-        <w:t xml:space="preserve"> button, the math loop pins that individual instance's CPU at 100%.</w:t>
-      </w:r>
-    </w:p>
-    <w:p>
-      <w:pPr>
-        <w:numPr>
-          <w:ilvl w:val="1"/>
-          <w:numId w:val="1"/>
-        </w:numPr>
-      </w:pPr>
-      <w:r>
-        <w:t xml:space="preserve">A decoupled </w:t>
+        <w:t>Troubleshooting Initial Deployment</w:t>
+      </w:r>
+    </w:p>
+    <w:p>
+      <w:r>
+        <w:t xml:space="preserve">It often takes </w:t>
       </w:r>
       <w:r>
         <w:rPr>
           <w:b/>
           <w:bCs/>
         </w:rPr>
-        <w:t>CloudWatch Alarm</w:t>
-      </w:r>
-      <w:r>
-        <w:t xml:space="preserve"> watches the Auto Scaling Group's aggregate metrics. Instead of waiting the default 3 minutes, its internal clock is compressed to check a </w:t>
+        <w:t>3 to 5 minutes</w:t>
+      </w:r>
+      <w:r>
+        <w:t xml:space="preserve"> total for the website to answer</w:t>
+      </w:r>
+      <w:r>
+        <w:t xml:space="preserve"> any requests.</w:t>
+      </w:r>
+    </w:p>
+    <w:p>
+      <w:r>
+        <w:t xml:space="preserve">This is completely normal and usually comes down to </w:t>
       </w:r>
       <w:r>
         <w:rPr>
           <w:b/>
           <w:bCs/>
         </w:rPr>
-        <w:t>1-minute window</w:t>
-      </w:r>
-      <w:r>
-        <w:t>.</w:t>
-      </w:r>
-    </w:p>
-    <w:p>
-      <w:pPr>
-        <w:numPr>
-          <w:ilvl w:val="1"/>
-          <w:numId w:val="1"/>
-        </w:numPr>
-      </w:pPr>
-      <w:r>
-        <w:t xml:space="preserve">As soon as that 60-second window completes with an average load higher than 60%, the alarm trips to an ALARM state and fires the </w:t>
-      </w:r>
-      <w:r>
+        <w:t>initial boot timing and health checks</w:t>
+      </w:r>
+      <w:r>
+        <w:t>. Although CloudFormation marks the stack as complete once the API requests finish, the underlying EC2 instance and ALB are still running initialization tasks in the background.</w:t>
+      </w:r>
+    </w:p>
+    <w:p>
+      <w:pPr>
         <w:rPr>
           <w:b/>
           <w:bCs/>
         </w:rPr>
-        <w:t>Step Scaling Policy</w:t>
-      </w:r>
-      <w:r>
-        <w:t>, which instructs the Auto Scaling Group to spin up Instance 2 in the second subnet immediately.</w:t>
-      </w:r>
-    </w:p>
-    <w:p/>
+      </w:pPr>
+      <w:r>
+        <w:rPr>
+          <w:b/>
+          <w:bCs/>
+        </w:rPr>
+        <w:t>Key Reasons for the Delay</w:t>
+      </w:r>
+    </w:p>
+    <w:p>
+      <w:pPr>
+        <w:numPr>
+          <w:ilvl w:val="0"/>
+          <w:numId w:val="14"/>
+        </w:numPr>
+      </w:pPr>
+      <w:r>
+        <w:rPr>
+          <w:b/>
+          <w:bCs/>
+        </w:rPr>
+        <w:t>UserData Execution</w:t>
+      </w:r>
+      <w:r>
+        <w:t xml:space="preserve">: When the instance boots, Amazon Linux runs dnf update -y, installs Apache/PHP, and writes out the PHP files. This package updating process takes 60–120 seconds to execute. </w:t>
+      </w:r>
+    </w:p>
+    <w:p>
+      <w:pPr>
+        <w:numPr>
+          <w:ilvl w:val="0"/>
+          <w:numId w:val="14"/>
+        </w:numPr>
+      </w:pPr>
+      <w:r>
+        <w:rPr>
+          <w:b/>
+          <w:bCs/>
+        </w:rPr>
+        <w:lastRenderedPageBreak/>
+        <w:t>ALB Health Checks</w:t>
+      </w:r>
+      <w:r>
+        <w:t xml:space="preserve">: The Target Group runs health checks every 15 seconds and requires </w:t>
+      </w:r>
+      <w:r>
+        <w:rPr>
+          <w:b/>
+          <w:bCs/>
+        </w:rPr>
+        <w:t>2 consecutive healthy responses</w:t>
+      </w:r>
+      <w:r>
+        <w:t xml:space="preserve"> before the ALB routes public traffic to the instance. If the ALB attempts a check before Apache finishes starting, it registers an initial failure. </w:t>
+      </w:r>
+    </w:p>
+    <w:p>
+      <w:pPr>
+        <w:rPr>
+          <w:b/>
+          <w:bCs/>
+        </w:rPr>
+      </w:pPr>
+      <w:r>
+        <w:rPr>
+          <w:b/>
+          <w:bCs/>
+        </w:rPr>
+        <w:t>Quick Troubleshooting Checklist</w:t>
+      </w:r>
+    </w:p>
+    <w:p>
+      <w:pPr>
+        <w:numPr>
+          <w:ilvl w:val="0"/>
+          <w:numId w:val="15"/>
+        </w:numPr>
+      </w:pPr>
+      <w:r>
+        <w:rPr>
+          <w:b/>
+          <w:bCs/>
+        </w:rPr>
+        <w:t>Check Target Group Health</w:t>
+      </w:r>
+      <w:r>
+        <w:t>:</w:t>
+      </w:r>
+    </w:p>
+    <w:p>
+      <w:pPr>
+        <w:numPr>
+          <w:ilvl w:val="1"/>
+          <w:numId w:val="15"/>
+        </w:numPr>
+      </w:pPr>
+      <w:r>
+        <w:t xml:space="preserve">Open the </w:t>
+      </w:r>
+      <w:r>
+        <w:rPr>
+          <w:b/>
+          <w:bCs/>
+        </w:rPr>
+        <w:t>EC2 Console</w:t>
+      </w:r>
+      <w:r>
+        <w:t xml:space="preserve"> </w:t>
+      </w:r>
+      <m:oMath>
+        <m:r>
+          <w:rPr>
+            <w:rFonts w:ascii="Cambria Math" w:hAnsi="Cambria Math"/>
+          </w:rPr>
+          <m:t>→</m:t>
+        </m:r>
+      </m:oMath>
+      <w:r>
+        <w:t xml:space="preserve"> </w:t>
+      </w:r>
+      <w:r>
+        <w:rPr>
+          <w:b/>
+          <w:bCs/>
+        </w:rPr>
+        <w:t>Target Groups</w:t>
+      </w:r>
+      <w:r>
+        <w:t xml:space="preserve"> </w:t>
+      </w:r>
+      <m:oMath>
+        <m:r>
+          <w:rPr>
+            <w:rFonts w:ascii="Cambria Math" w:hAnsi="Cambria Math"/>
+          </w:rPr>
+          <m:t>→</m:t>
+        </m:r>
+      </m:oMath>
+      <w:r>
+        <w:t xml:space="preserve"> Select Lab-AutoScaling-TG. </w:t>
+      </w:r>
+    </w:p>
+    <w:p>
+      <w:pPr>
+        <w:numPr>
+          <w:ilvl w:val="1"/>
+          <w:numId w:val="15"/>
+        </w:numPr>
+      </w:pPr>
+      <w:r>
+        <w:t xml:space="preserve">Look at the </w:t>
+      </w:r>
+      <w:r>
+        <w:rPr>
+          <w:b/>
+          <w:bCs/>
+        </w:rPr>
+        <w:t>Targets</w:t>
+      </w:r>
+      <w:r>
+        <w:t xml:space="preserve"> tab. If it shows </w:t>
+      </w:r>
+      <w:r>
+        <w:rPr>
+          <w:b/>
+          <w:bCs/>
+        </w:rPr>
+        <w:t>Initial</w:t>
+      </w:r>
+      <w:r>
+        <w:t xml:space="preserve"> or </w:t>
+      </w:r>
+      <w:r>
+        <w:rPr>
+          <w:b/>
+          <w:bCs/>
+        </w:rPr>
+        <w:t>Unhealthy</w:t>
+      </w:r>
+      <w:r>
+        <w:t>, wait another 60 seconds for Apache to finish installing.</w:t>
+      </w:r>
+    </w:p>
+    <w:p>
+      <w:pPr>
+        <w:numPr>
+          <w:ilvl w:val="0"/>
+          <w:numId w:val="15"/>
+        </w:numPr>
+      </w:pPr>
+      <w:r>
+        <w:rPr>
+          <w:b/>
+          <w:bCs/>
+        </w:rPr>
+        <w:t>Verify Security Group Parameters</w:t>
+      </w:r>
+      <w:r>
+        <w:t>:</w:t>
+      </w:r>
+    </w:p>
+    <w:p>
+      <w:pPr>
+        <w:numPr>
+          <w:ilvl w:val="1"/>
+          <w:numId w:val="15"/>
+        </w:numPr>
+      </w:pPr>
+      <w:r>
+        <w:t>If you changed the SSHAccessCidr or subnet configurations, ensure your local network isn't blocking Port 80.</w:t>
+      </w:r>
+    </w:p>
+    <w:p>
+      <w:pPr>
+        <w:numPr>
+          <w:ilvl w:val="0"/>
+          <w:numId w:val="15"/>
+        </w:numPr>
+      </w:pPr>
+      <w:r>
+        <w:rPr>
+          <w:b/>
+          <w:bCs/>
+        </w:rPr>
+        <w:t>Verify the URL</w:t>
+      </w:r>
+      <w:r>
+        <w:t>:</w:t>
+      </w:r>
+    </w:p>
+    <w:p>
+      <w:pPr>
+        <w:numPr>
+          <w:ilvl w:val="1"/>
+          <w:numId w:val="15"/>
+        </w:numPr>
+      </w:pPr>
+      <w:r>
+        <w:t xml:space="preserve">Ensure you are hitting </w:t>
+      </w:r>
+      <w:r>
+        <w:rPr>
+          <w:b/>
+          <w:bCs/>
+          <w:color w:val="196B24" w:themeColor="accent3"/>
+        </w:rPr>
+        <w:t>http://</w:t>
+      </w:r>
+      <w:r>
+        <w:rPr>
+          <w:color w:val="196B24" w:themeColor="accent3"/>
+        </w:rPr>
+        <w:t xml:space="preserve"> </w:t>
+      </w:r>
+      <w:r>
+        <w:t xml:space="preserve">and </w:t>
+      </w:r>
+      <w:r>
+        <w:rPr>
+          <w:b/>
+          <w:bCs/>
+        </w:rPr>
+        <w:t>not</w:t>
+      </w:r>
+      <w:r>
+        <w:t xml:space="preserve"> https://. (No SSL certificate was installed, so HTTPS will time out).</w:t>
+      </w:r>
+    </w:p>
+    <w:p>
+      <w:r>
+        <w:t>Monitoring</w:t>
+      </w:r>
+    </w:p>
+    <w:p>
+      <w:pPr>
+        <w:pStyle w:val="ListParagraph"/>
+        <w:numPr>
+          <w:ilvl w:val="0"/>
+          <w:numId w:val="16"/>
+        </w:numPr>
+      </w:pPr>
+      <w:r>
+        <w:t>Check that EC2 instances are running</w:t>
+      </w:r>
+    </w:p>
+    <w:p>
+      <w:pPr>
+        <w:pStyle w:val="ListParagraph"/>
+        <w:numPr>
+          <w:ilvl w:val="0"/>
+          <w:numId w:val="16"/>
+        </w:numPr>
+      </w:pPr>
+      <w:r>
+        <w:t>Select EC2 instance and monitor CPU utilization.  Over 60% over a minute will trigger a new instance creation</w:t>
+      </w:r>
+    </w:p>
+    <w:p>
+      <w:pPr>
+        <w:pStyle w:val="ListParagraph"/>
+        <w:numPr>
+          <w:ilvl w:val="0"/>
+          <w:numId w:val="16"/>
+        </w:numPr>
+      </w:pPr>
+      <w:r>
+        <w:t>Check the ALB capacity tab to see utilization</w:t>
+      </w:r>
+    </w:p>
+    <w:p>
+      <w:pPr>
+        <w:pStyle w:val="ListParagraph"/>
+        <w:numPr>
+          <w:ilvl w:val="0"/>
+          <w:numId w:val="16"/>
+        </w:numPr>
+      </w:pPr>
+      <w:r>
+        <w:t>Once</w:t>
+      </w:r>
+      <w:r>
+        <w:t xml:space="preserve"> the requests are finalized (close browser tabs) the load should decrease, when an instance CPU utilization becomes less than 15% for over 2 minutes, it will trigger</w:t>
+      </w:r>
+      <w:r>
+        <w:t xml:space="preserve"> a terminate instance. </w:t>
+      </w:r>
+    </w:p>
+    <w:p>
+      <w:pPr>
+        <w:pStyle w:val="ListParagraph"/>
+        <w:numPr>
+          <w:ilvl w:val="0"/>
+          <w:numId w:val="16"/>
+        </w:numPr>
+      </w:pPr>
+      <w:r>
+        <w:t>*</w:t>
+      </w:r>
+      <w:r>
+        <w:t xml:space="preserve">There is a cool down period of 2 minutes, so </w:t>
+      </w:r>
+      <w:r>
+        <w:t>the instance creation and termination may take up to 5 minutes</w:t>
+      </w:r>
+    </w:p>
     <w:sectPr>
       <w:pgSz w:w="15840" w:h="12240" w:orient="landscape"/>
       <w:pgMar w:top="1440" w:right="1440" w:bottom="1440" w:left="1440" w:header="720" w:footer="720" w:gutter="0"/>
@@ -402,6 +1005,2000 @@
 <file path=word/numbering.xml><?xml version="1.0" encoding="utf-8"?>
 <w:numbering xmlns:wpc="http://schemas.microsoft.com/office/word/2010/wordprocessingCanvas" xmlns:cx="http://schemas.microsoft.com/office/drawing/2014/chartex" xmlns:cx1="http://schemas.microsoft.com/office/drawing/2015/9/8/chartex" xmlns:cx2="http://schemas.microsoft.com/office/drawing/2015/10/21/chartex" xmlns:cx3="http://schemas.microsoft.com/office/drawing/2016/5/9/chartex" xmlns:cx4="http://schemas.microsoft.com/office/drawing/2016/5/10/chartex" xmlns:cx5="http://schemas.microsoft.com/office/drawing/2016/5/11/chartex" xmlns:cx6="http://schemas.microsoft.com/office/drawing/2016/5/12/chartex" xmlns:cx7="http://schemas.microsoft.com/office/drawing/2016/5/13/chartex" xmlns:cx8="http://schemas.microsoft.com/office/drawing/2016/5/14/chartex" xmlns:mc="http://schemas.openxmlformats.org/markup-compatibility/2006" xmlns:aink="http://schemas.microsoft.com/office/drawing/2016/ink" xmlns:am3d="http://schemas.microsoft.com/office/drawing/2017/model3d" xmlns:o="urn:schemas-microsoft-com:office:office" xmlns:oel="http://schemas.microsoft.com/office/2019/extlst" xmlns:r="http://schemas.openxmlformats.org/officeDocument/2006/relationships" xmlns:m="http://schemas.openxmlformats.org/officeDocument/2006/math" xmlns:v="urn:schemas-microsoft-com:vml" xmlns:wp14="http://schemas.microsoft.com/office/word/2010/wordprocessingDrawing" xmlns:wp="http://schemas.openxmlformats.org/drawingml/2006/wordprocessingDrawing" xmlns:w10="urn:schemas-microsoft-com:office:word" xmlns:w="http://schemas.openxmlformats.org/wordprocessingml/2006/main" xmlns:w14="http://schemas.microsoft.com/office/word/2010/wordml" xmlns:w15="http://schemas.microsoft.com/office/word/2012/wordml" xmlns:w16cex="http://schemas.microsoft.com/office/word/2018/wordml/cex" xmlns:w16cid="http://schemas.microsoft.com/office/word/2016/wordml/cid" xmlns:w16="http://schemas.microsoft.com/office/word/2018/wordml" xmlns:w16du="http://schemas.microsoft.com/office/word/2023/wordml/word16du" xmlns:w16sdtdh="http://schemas.microsoft.com/office/word/2020/wordml/sdtdatahash" xmlns:w16sdtfl="http://schemas.microsoft.com/office/word/2024/wordml/sdtformatlock" xmlns:w16se="http://schemas.microsoft.com/office/word/2015/wordml/symex" xmlns:wpg="http://schemas.microsoft.com/office/word/2010/wordprocessingGroup" xmlns:wpi="http://schemas.microsoft.com/office/word/2010/wordprocessingInk" xmlns:wne="http://schemas.microsoft.com/office/word/2006/wordml" xmlns:wps="http://schemas.microsoft.com/office/word/2010/wordprocessingShape" mc:Ignorable="w14 w15 w16se w16cid w16 w16cex w16sdtdh w16sdtfl w16du wp14">
   <w:abstractNum w:abstractNumId="0" w15:restartNumberingAfterBreak="0">
+    <w:nsid w:val="02046F66"/>
+    <w:multiLevelType w:val="multilevel"/>
+    <w:tmpl w:val="C6649D2E"/>
+    <w:lvl w:ilvl="0">
+      <w:start w:val="1"/>
+      <w:numFmt w:val="bullet"/>
+      <w:lvlText w:val=""/>
+      <w:lvlJc w:val="left"/>
+      <w:pPr>
+        <w:tabs>
+          <w:tab w:val="num" w:pos="720"/>
+        </w:tabs>
+        <w:ind w:left="720" w:hanging="360"/>
+      </w:pPr>
+      <w:rPr>
+        <w:rFonts w:ascii="Symbol" w:hAnsi="Symbol" w:hint="default"/>
+        <w:sz w:val="20"/>
+      </w:rPr>
+    </w:lvl>
+    <w:lvl w:ilvl="1" w:tentative="1">
+      <w:start w:val="1"/>
+      <w:numFmt w:val="bullet"/>
+      <w:lvlText w:val="o"/>
+      <w:lvlJc w:val="left"/>
+      <w:pPr>
+        <w:tabs>
+          <w:tab w:val="num" w:pos="1440"/>
+        </w:tabs>
+        <w:ind w:left="1440" w:hanging="360"/>
+      </w:pPr>
+      <w:rPr>
+        <w:rFonts w:ascii="Courier New" w:hAnsi="Courier New" w:hint="default"/>
+        <w:sz w:val="20"/>
+      </w:rPr>
+    </w:lvl>
+    <w:lvl w:ilvl="2" w:tentative="1">
+      <w:start w:val="1"/>
+      <w:numFmt w:val="bullet"/>
+      <w:lvlText w:val=""/>
+      <w:lvlJc w:val="left"/>
+      <w:pPr>
+        <w:tabs>
+          <w:tab w:val="num" w:pos="2160"/>
+        </w:tabs>
+        <w:ind w:left="2160" w:hanging="360"/>
+      </w:pPr>
+      <w:rPr>
+        <w:rFonts w:ascii="Wingdings" w:hAnsi="Wingdings" w:hint="default"/>
+        <w:sz w:val="20"/>
+      </w:rPr>
+    </w:lvl>
+    <w:lvl w:ilvl="3" w:tentative="1">
+      <w:start w:val="1"/>
+      <w:numFmt w:val="bullet"/>
+      <w:lvlText w:val=""/>
+      <w:lvlJc w:val="left"/>
+      <w:pPr>
+        <w:tabs>
+          <w:tab w:val="num" w:pos="2880"/>
+        </w:tabs>
+        <w:ind w:left="2880" w:hanging="360"/>
+      </w:pPr>
+      <w:rPr>
+        <w:rFonts w:ascii="Wingdings" w:hAnsi="Wingdings" w:hint="default"/>
+        <w:sz w:val="20"/>
+      </w:rPr>
+    </w:lvl>
+    <w:lvl w:ilvl="4" w:tentative="1">
+      <w:start w:val="1"/>
+      <w:numFmt w:val="bullet"/>
+      <w:lvlText w:val=""/>
+      <w:lvlJc w:val="left"/>
+      <w:pPr>
+        <w:tabs>
+          <w:tab w:val="num" w:pos="3600"/>
+        </w:tabs>
+        <w:ind w:left="3600" w:hanging="360"/>
+      </w:pPr>
+      <w:rPr>
+        <w:rFonts w:ascii="Wingdings" w:hAnsi="Wingdings" w:hint="default"/>
+        <w:sz w:val="20"/>
+      </w:rPr>
+    </w:lvl>
+    <w:lvl w:ilvl="5" w:tentative="1">
+      <w:start w:val="1"/>
+      <w:numFmt w:val="bullet"/>
+      <w:lvlText w:val=""/>
+      <w:lvlJc w:val="left"/>
+      <w:pPr>
+        <w:tabs>
+          <w:tab w:val="num" w:pos="4320"/>
+        </w:tabs>
+        <w:ind w:left="4320" w:hanging="360"/>
+      </w:pPr>
+      <w:rPr>
+        <w:rFonts w:ascii="Wingdings" w:hAnsi="Wingdings" w:hint="default"/>
+        <w:sz w:val="20"/>
+      </w:rPr>
+    </w:lvl>
+    <w:lvl w:ilvl="6" w:tentative="1">
+      <w:start w:val="1"/>
+      <w:numFmt w:val="bullet"/>
+      <w:lvlText w:val=""/>
+      <w:lvlJc w:val="left"/>
+      <w:pPr>
+        <w:tabs>
+          <w:tab w:val="num" w:pos="5040"/>
+        </w:tabs>
+        <w:ind w:left="5040" w:hanging="360"/>
+      </w:pPr>
+      <w:rPr>
+        <w:rFonts w:ascii="Wingdings" w:hAnsi="Wingdings" w:hint="default"/>
+        <w:sz w:val="20"/>
+      </w:rPr>
+    </w:lvl>
+    <w:lvl w:ilvl="7" w:tentative="1">
+      <w:start w:val="1"/>
+      <w:numFmt w:val="bullet"/>
+      <w:lvlText w:val=""/>
+      <w:lvlJc w:val="left"/>
+      <w:pPr>
+        <w:tabs>
+          <w:tab w:val="num" w:pos="5760"/>
+        </w:tabs>
+        <w:ind w:left="5760" w:hanging="360"/>
+      </w:pPr>
+      <w:rPr>
+        <w:rFonts w:ascii="Wingdings" w:hAnsi="Wingdings" w:hint="default"/>
+        <w:sz w:val="20"/>
+      </w:rPr>
+    </w:lvl>
+    <w:lvl w:ilvl="8" w:tentative="1">
+      <w:start w:val="1"/>
+      <w:numFmt w:val="bullet"/>
+      <w:lvlText w:val=""/>
+      <w:lvlJc w:val="left"/>
+      <w:pPr>
+        <w:tabs>
+          <w:tab w:val="num" w:pos="6480"/>
+        </w:tabs>
+        <w:ind w:left="6480" w:hanging="360"/>
+      </w:pPr>
+      <w:rPr>
+        <w:rFonts w:ascii="Wingdings" w:hAnsi="Wingdings" w:hint="default"/>
+        <w:sz w:val="20"/>
+      </w:rPr>
+    </w:lvl>
+  </w:abstractNum>
+  <w:abstractNum w:abstractNumId="1" w15:restartNumberingAfterBreak="0">
+    <w:nsid w:val="0D953088"/>
+    <w:multiLevelType w:val="multilevel"/>
+    <w:tmpl w:val="01C8D6F6"/>
+    <w:lvl w:ilvl="0">
+      <w:start w:val="1"/>
+      <w:numFmt w:val="decimal"/>
+      <w:lvlText w:val="%1."/>
+      <w:lvlJc w:val="left"/>
+      <w:pPr>
+        <w:tabs>
+          <w:tab w:val="num" w:pos="720"/>
+        </w:tabs>
+        <w:ind w:left="720" w:hanging="360"/>
+      </w:pPr>
+    </w:lvl>
+    <w:lvl w:ilvl="1">
+      <w:start w:val="1"/>
+      <w:numFmt w:val="bullet"/>
+      <w:lvlText w:val="o"/>
+      <w:lvlJc w:val="left"/>
+      <w:pPr>
+        <w:tabs>
+          <w:tab w:val="num" w:pos="1440"/>
+        </w:tabs>
+        <w:ind w:left="1440" w:hanging="360"/>
+      </w:pPr>
+      <w:rPr>
+        <w:rFonts w:ascii="Courier New" w:hAnsi="Courier New" w:hint="default"/>
+        <w:sz w:val="20"/>
+      </w:rPr>
+    </w:lvl>
+    <w:lvl w:ilvl="2" w:tentative="1">
+      <w:start w:val="1"/>
+      <w:numFmt w:val="decimal"/>
+      <w:lvlText w:val="%3."/>
+      <w:lvlJc w:val="left"/>
+      <w:pPr>
+        <w:tabs>
+          <w:tab w:val="num" w:pos="2160"/>
+        </w:tabs>
+        <w:ind w:left="2160" w:hanging="360"/>
+      </w:pPr>
+    </w:lvl>
+    <w:lvl w:ilvl="3" w:tentative="1">
+      <w:start w:val="1"/>
+      <w:numFmt w:val="decimal"/>
+      <w:lvlText w:val="%4."/>
+      <w:lvlJc w:val="left"/>
+      <w:pPr>
+        <w:tabs>
+          <w:tab w:val="num" w:pos="2880"/>
+        </w:tabs>
+        <w:ind w:left="2880" w:hanging="360"/>
+      </w:pPr>
+    </w:lvl>
+    <w:lvl w:ilvl="4" w:tentative="1">
+      <w:start w:val="1"/>
+      <w:numFmt w:val="decimal"/>
+      <w:lvlText w:val="%5."/>
+      <w:lvlJc w:val="left"/>
+      <w:pPr>
+        <w:tabs>
+          <w:tab w:val="num" w:pos="3600"/>
+        </w:tabs>
+        <w:ind w:left="3600" w:hanging="360"/>
+      </w:pPr>
+    </w:lvl>
+    <w:lvl w:ilvl="5" w:tentative="1">
+      <w:start w:val="1"/>
+      <w:numFmt w:val="decimal"/>
+      <w:lvlText w:val="%6."/>
+      <w:lvlJc w:val="left"/>
+      <w:pPr>
+        <w:tabs>
+          <w:tab w:val="num" w:pos="4320"/>
+        </w:tabs>
+        <w:ind w:left="4320" w:hanging="360"/>
+      </w:pPr>
+    </w:lvl>
+    <w:lvl w:ilvl="6" w:tentative="1">
+      <w:start w:val="1"/>
+      <w:numFmt w:val="decimal"/>
+      <w:lvlText w:val="%7."/>
+      <w:lvlJc w:val="left"/>
+      <w:pPr>
+        <w:tabs>
+          <w:tab w:val="num" w:pos="5040"/>
+        </w:tabs>
+        <w:ind w:left="5040" w:hanging="360"/>
+      </w:pPr>
+    </w:lvl>
+    <w:lvl w:ilvl="7" w:tentative="1">
+      <w:start w:val="1"/>
+      <w:numFmt w:val="decimal"/>
+      <w:lvlText w:val="%8."/>
+      <w:lvlJc w:val="left"/>
+      <w:pPr>
+        <w:tabs>
+          <w:tab w:val="num" w:pos="5760"/>
+        </w:tabs>
+        <w:ind w:left="5760" w:hanging="360"/>
+      </w:pPr>
+    </w:lvl>
+    <w:lvl w:ilvl="8" w:tentative="1">
+      <w:start w:val="1"/>
+      <w:numFmt w:val="decimal"/>
+      <w:lvlText w:val="%9."/>
+      <w:lvlJc w:val="left"/>
+      <w:pPr>
+        <w:tabs>
+          <w:tab w:val="num" w:pos="6480"/>
+        </w:tabs>
+        <w:ind w:left="6480" w:hanging="360"/>
+      </w:pPr>
+    </w:lvl>
+  </w:abstractNum>
+  <w:abstractNum w:abstractNumId="2" w15:restartNumberingAfterBreak="0">
+    <w:nsid w:val="1793053B"/>
+    <w:multiLevelType w:val="multilevel"/>
+    <w:tmpl w:val="8F30AEA2"/>
+    <w:lvl w:ilvl="0">
+      <w:start w:val="1"/>
+      <w:numFmt w:val="bullet"/>
+      <w:lvlText w:val=""/>
+      <w:lvlJc w:val="left"/>
+      <w:pPr>
+        <w:tabs>
+          <w:tab w:val="num" w:pos="720"/>
+        </w:tabs>
+        <w:ind w:left="720" w:hanging="360"/>
+      </w:pPr>
+      <w:rPr>
+        <w:rFonts w:ascii="Symbol" w:hAnsi="Symbol" w:hint="default"/>
+        <w:sz w:val="20"/>
+      </w:rPr>
+    </w:lvl>
+    <w:lvl w:ilvl="1" w:tentative="1">
+      <w:start w:val="1"/>
+      <w:numFmt w:val="bullet"/>
+      <w:lvlText w:val="o"/>
+      <w:lvlJc w:val="left"/>
+      <w:pPr>
+        <w:tabs>
+          <w:tab w:val="num" w:pos="1440"/>
+        </w:tabs>
+        <w:ind w:left="1440" w:hanging="360"/>
+      </w:pPr>
+      <w:rPr>
+        <w:rFonts w:ascii="Courier New" w:hAnsi="Courier New" w:hint="default"/>
+        <w:sz w:val="20"/>
+      </w:rPr>
+    </w:lvl>
+    <w:lvl w:ilvl="2" w:tentative="1">
+      <w:start w:val="1"/>
+      <w:numFmt w:val="bullet"/>
+      <w:lvlText w:val=""/>
+      <w:lvlJc w:val="left"/>
+      <w:pPr>
+        <w:tabs>
+          <w:tab w:val="num" w:pos="2160"/>
+        </w:tabs>
+        <w:ind w:left="2160" w:hanging="360"/>
+      </w:pPr>
+      <w:rPr>
+        <w:rFonts w:ascii="Wingdings" w:hAnsi="Wingdings" w:hint="default"/>
+        <w:sz w:val="20"/>
+      </w:rPr>
+    </w:lvl>
+    <w:lvl w:ilvl="3" w:tentative="1">
+      <w:start w:val="1"/>
+      <w:numFmt w:val="bullet"/>
+      <w:lvlText w:val=""/>
+      <w:lvlJc w:val="left"/>
+      <w:pPr>
+        <w:tabs>
+          <w:tab w:val="num" w:pos="2880"/>
+        </w:tabs>
+        <w:ind w:left="2880" w:hanging="360"/>
+      </w:pPr>
+      <w:rPr>
+        <w:rFonts w:ascii="Wingdings" w:hAnsi="Wingdings" w:hint="default"/>
+        <w:sz w:val="20"/>
+      </w:rPr>
+    </w:lvl>
+    <w:lvl w:ilvl="4" w:tentative="1">
+      <w:start w:val="1"/>
+      <w:numFmt w:val="bullet"/>
+      <w:lvlText w:val=""/>
+      <w:lvlJc w:val="left"/>
+      <w:pPr>
+        <w:tabs>
+          <w:tab w:val="num" w:pos="3600"/>
+        </w:tabs>
+        <w:ind w:left="3600" w:hanging="360"/>
+      </w:pPr>
+      <w:rPr>
+        <w:rFonts w:ascii="Wingdings" w:hAnsi="Wingdings" w:hint="default"/>
+        <w:sz w:val="20"/>
+      </w:rPr>
+    </w:lvl>
+    <w:lvl w:ilvl="5" w:tentative="1">
+      <w:start w:val="1"/>
+      <w:numFmt w:val="bullet"/>
+      <w:lvlText w:val=""/>
+      <w:lvlJc w:val="left"/>
+      <w:pPr>
+        <w:tabs>
+          <w:tab w:val="num" w:pos="4320"/>
+        </w:tabs>
+        <w:ind w:left="4320" w:hanging="360"/>
+      </w:pPr>
+      <w:rPr>
+        <w:rFonts w:ascii="Wingdings" w:hAnsi="Wingdings" w:hint="default"/>
+        <w:sz w:val="20"/>
+      </w:rPr>
+    </w:lvl>
+    <w:lvl w:ilvl="6" w:tentative="1">
+      <w:start w:val="1"/>
+      <w:numFmt w:val="bullet"/>
+      <w:lvlText w:val=""/>
+      <w:lvlJc w:val="left"/>
+      <w:pPr>
+        <w:tabs>
+          <w:tab w:val="num" w:pos="5040"/>
+        </w:tabs>
+        <w:ind w:left="5040" w:hanging="360"/>
+      </w:pPr>
+      <w:rPr>
+        <w:rFonts w:ascii="Wingdings" w:hAnsi="Wingdings" w:hint="default"/>
+        <w:sz w:val="20"/>
+      </w:rPr>
+    </w:lvl>
+    <w:lvl w:ilvl="7" w:tentative="1">
+      <w:start w:val="1"/>
+      <w:numFmt w:val="bullet"/>
+      <w:lvlText w:val=""/>
+      <w:lvlJc w:val="left"/>
+      <w:pPr>
+        <w:tabs>
+          <w:tab w:val="num" w:pos="5760"/>
+        </w:tabs>
+        <w:ind w:left="5760" w:hanging="360"/>
+      </w:pPr>
+      <w:rPr>
+        <w:rFonts w:ascii="Wingdings" w:hAnsi="Wingdings" w:hint="default"/>
+        <w:sz w:val="20"/>
+      </w:rPr>
+    </w:lvl>
+    <w:lvl w:ilvl="8" w:tentative="1">
+      <w:start w:val="1"/>
+      <w:numFmt w:val="bullet"/>
+      <w:lvlText w:val=""/>
+      <w:lvlJc w:val="left"/>
+      <w:pPr>
+        <w:tabs>
+          <w:tab w:val="num" w:pos="6480"/>
+        </w:tabs>
+        <w:ind w:left="6480" w:hanging="360"/>
+      </w:pPr>
+      <w:rPr>
+        <w:rFonts w:ascii="Wingdings" w:hAnsi="Wingdings" w:hint="default"/>
+        <w:sz w:val="20"/>
+      </w:rPr>
+    </w:lvl>
+  </w:abstractNum>
+  <w:abstractNum w:abstractNumId="3" w15:restartNumberingAfterBreak="0">
+    <w:nsid w:val="18CA2566"/>
+    <w:multiLevelType w:val="multilevel"/>
+    <w:tmpl w:val="099CE662"/>
+    <w:lvl w:ilvl="0">
+      <w:start w:val="1"/>
+      <w:numFmt w:val="bullet"/>
+      <w:lvlText w:val=""/>
+      <w:lvlJc w:val="left"/>
+      <w:pPr>
+        <w:tabs>
+          <w:tab w:val="num" w:pos="720"/>
+        </w:tabs>
+        <w:ind w:left="720" w:hanging="360"/>
+      </w:pPr>
+      <w:rPr>
+        <w:rFonts w:ascii="Symbol" w:hAnsi="Symbol" w:hint="default"/>
+        <w:sz w:val="20"/>
+      </w:rPr>
+    </w:lvl>
+    <w:lvl w:ilvl="1" w:tentative="1">
+      <w:start w:val="1"/>
+      <w:numFmt w:val="bullet"/>
+      <w:lvlText w:val="o"/>
+      <w:lvlJc w:val="left"/>
+      <w:pPr>
+        <w:tabs>
+          <w:tab w:val="num" w:pos="1440"/>
+        </w:tabs>
+        <w:ind w:left="1440" w:hanging="360"/>
+      </w:pPr>
+      <w:rPr>
+        <w:rFonts w:ascii="Courier New" w:hAnsi="Courier New" w:hint="default"/>
+        <w:sz w:val="20"/>
+      </w:rPr>
+    </w:lvl>
+    <w:lvl w:ilvl="2" w:tentative="1">
+      <w:start w:val="1"/>
+      <w:numFmt w:val="bullet"/>
+      <w:lvlText w:val=""/>
+      <w:lvlJc w:val="left"/>
+      <w:pPr>
+        <w:tabs>
+          <w:tab w:val="num" w:pos="2160"/>
+        </w:tabs>
+        <w:ind w:left="2160" w:hanging="360"/>
+      </w:pPr>
+      <w:rPr>
+        <w:rFonts w:ascii="Wingdings" w:hAnsi="Wingdings" w:hint="default"/>
+        <w:sz w:val="20"/>
+      </w:rPr>
+    </w:lvl>
+    <w:lvl w:ilvl="3" w:tentative="1">
+      <w:start w:val="1"/>
+      <w:numFmt w:val="bullet"/>
+      <w:lvlText w:val=""/>
+      <w:lvlJc w:val="left"/>
+      <w:pPr>
+        <w:tabs>
+          <w:tab w:val="num" w:pos="2880"/>
+        </w:tabs>
+        <w:ind w:left="2880" w:hanging="360"/>
+      </w:pPr>
+      <w:rPr>
+        <w:rFonts w:ascii="Wingdings" w:hAnsi="Wingdings" w:hint="default"/>
+        <w:sz w:val="20"/>
+      </w:rPr>
+    </w:lvl>
+    <w:lvl w:ilvl="4" w:tentative="1">
+      <w:start w:val="1"/>
+      <w:numFmt w:val="bullet"/>
+      <w:lvlText w:val=""/>
+      <w:lvlJc w:val="left"/>
+      <w:pPr>
+        <w:tabs>
+          <w:tab w:val="num" w:pos="3600"/>
+        </w:tabs>
+        <w:ind w:left="3600" w:hanging="360"/>
+      </w:pPr>
+      <w:rPr>
+        <w:rFonts w:ascii="Wingdings" w:hAnsi="Wingdings" w:hint="default"/>
+        <w:sz w:val="20"/>
+      </w:rPr>
+    </w:lvl>
+    <w:lvl w:ilvl="5" w:tentative="1">
+      <w:start w:val="1"/>
+      <w:numFmt w:val="bullet"/>
+      <w:lvlText w:val=""/>
+      <w:lvlJc w:val="left"/>
+      <w:pPr>
+        <w:tabs>
+          <w:tab w:val="num" w:pos="4320"/>
+        </w:tabs>
+        <w:ind w:left="4320" w:hanging="360"/>
+      </w:pPr>
+      <w:rPr>
+        <w:rFonts w:ascii="Wingdings" w:hAnsi="Wingdings" w:hint="default"/>
+        <w:sz w:val="20"/>
+      </w:rPr>
+    </w:lvl>
+    <w:lvl w:ilvl="6" w:tentative="1">
+      <w:start w:val="1"/>
+      <w:numFmt w:val="bullet"/>
+      <w:lvlText w:val=""/>
+      <w:lvlJc w:val="left"/>
+      <w:pPr>
+        <w:tabs>
+          <w:tab w:val="num" w:pos="5040"/>
+        </w:tabs>
+        <w:ind w:left="5040" w:hanging="360"/>
+      </w:pPr>
+      <w:rPr>
+        <w:rFonts w:ascii="Wingdings" w:hAnsi="Wingdings" w:hint="default"/>
+        <w:sz w:val="20"/>
+      </w:rPr>
+    </w:lvl>
+    <w:lvl w:ilvl="7" w:tentative="1">
+      <w:start w:val="1"/>
+      <w:numFmt w:val="bullet"/>
+      <w:lvlText w:val=""/>
+      <w:lvlJc w:val="left"/>
+      <w:pPr>
+        <w:tabs>
+          <w:tab w:val="num" w:pos="5760"/>
+        </w:tabs>
+        <w:ind w:left="5760" w:hanging="360"/>
+      </w:pPr>
+      <w:rPr>
+        <w:rFonts w:ascii="Wingdings" w:hAnsi="Wingdings" w:hint="default"/>
+        <w:sz w:val="20"/>
+      </w:rPr>
+    </w:lvl>
+    <w:lvl w:ilvl="8" w:tentative="1">
+      <w:start w:val="1"/>
+      <w:numFmt w:val="bullet"/>
+      <w:lvlText w:val=""/>
+      <w:lvlJc w:val="left"/>
+      <w:pPr>
+        <w:tabs>
+          <w:tab w:val="num" w:pos="6480"/>
+        </w:tabs>
+        <w:ind w:left="6480" w:hanging="360"/>
+      </w:pPr>
+      <w:rPr>
+        <w:rFonts w:ascii="Wingdings" w:hAnsi="Wingdings" w:hint="default"/>
+        <w:sz w:val="20"/>
+      </w:rPr>
+    </w:lvl>
+  </w:abstractNum>
+  <w:abstractNum w:abstractNumId="4" w15:restartNumberingAfterBreak="0">
+    <w:nsid w:val="284B7EF4"/>
+    <w:multiLevelType w:val="hybridMultilevel"/>
+    <w:tmpl w:val="6ADE5BF6"/>
+    <w:lvl w:ilvl="0" w:tplc="0409000F">
+      <w:start w:val="1"/>
+      <w:numFmt w:val="decimal"/>
+      <w:lvlText w:val="%1."/>
+      <w:lvlJc w:val="left"/>
+      <w:pPr>
+        <w:ind w:left="720" w:hanging="360"/>
+      </w:pPr>
+      <w:rPr>
+        <w:rFonts w:hint="default"/>
+      </w:rPr>
+    </w:lvl>
+    <w:lvl w:ilvl="1" w:tplc="04090019" w:tentative="1">
+      <w:start w:val="1"/>
+      <w:numFmt w:val="lowerLetter"/>
+      <w:lvlText w:val="%2."/>
+      <w:lvlJc w:val="left"/>
+      <w:pPr>
+        <w:ind w:left="1440" w:hanging="360"/>
+      </w:pPr>
+    </w:lvl>
+    <w:lvl w:ilvl="2" w:tplc="0409001B" w:tentative="1">
+      <w:start w:val="1"/>
+      <w:numFmt w:val="lowerRoman"/>
+      <w:lvlText w:val="%3."/>
+      <w:lvlJc w:val="right"/>
+      <w:pPr>
+        <w:ind w:left="2160" w:hanging="180"/>
+      </w:pPr>
+    </w:lvl>
+    <w:lvl w:ilvl="3" w:tplc="0409000F" w:tentative="1">
+      <w:start w:val="1"/>
+      <w:numFmt w:val="decimal"/>
+      <w:lvlText w:val="%4."/>
+      <w:lvlJc w:val="left"/>
+      <w:pPr>
+        <w:ind w:left="2880" w:hanging="360"/>
+      </w:pPr>
+    </w:lvl>
+    <w:lvl w:ilvl="4" w:tplc="04090019" w:tentative="1">
+      <w:start w:val="1"/>
+      <w:numFmt w:val="lowerLetter"/>
+      <w:lvlText w:val="%5."/>
+      <w:lvlJc w:val="left"/>
+      <w:pPr>
+        <w:ind w:left="3600" w:hanging="360"/>
+      </w:pPr>
+    </w:lvl>
+    <w:lvl w:ilvl="5" w:tplc="0409001B" w:tentative="1">
+      <w:start w:val="1"/>
+      <w:numFmt w:val="lowerRoman"/>
+      <w:lvlText w:val="%6."/>
+      <w:lvlJc w:val="right"/>
+      <w:pPr>
+        <w:ind w:left="4320" w:hanging="180"/>
+      </w:pPr>
+    </w:lvl>
+    <w:lvl w:ilvl="6" w:tplc="0409000F" w:tentative="1">
+      <w:start w:val="1"/>
+      <w:numFmt w:val="decimal"/>
+      <w:lvlText w:val="%7."/>
+      <w:lvlJc w:val="left"/>
+      <w:pPr>
+        <w:ind w:left="5040" w:hanging="360"/>
+      </w:pPr>
+    </w:lvl>
+    <w:lvl w:ilvl="7" w:tplc="04090019" w:tentative="1">
+      <w:start w:val="1"/>
+      <w:numFmt w:val="lowerLetter"/>
+      <w:lvlText w:val="%8."/>
+      <w:lvlJc w:val="left"/>
+      <w:pPr>
+        <w:ind w:left="5760" w:hanging="360"/>
+      </w:pPr>
+    </w:lvl>
+    <w:lvl w:ilvl="8" w:tplc="0409001B" w:tentative="1">
+      <w:start w:val="1"/>
+      <w:numFmt w:val="lowerRoman"/>
+      <w:lvlText w:val="%9."/>
+      <w:lvlJc w:val="right"/>
+      <w:pPr>
+        <w:ind w:left="6480" w:hanging="180"/>
+      </w:pPr>
+    </w:lvl>
+  </w:abstractNum>
+  <w:abstractNum w:abstractNumId="5" w15:restartNumberingAfterBreak="0">
+    <w:nsid w:val="289F08CB"/>
+    <w:multiLevelType w:val="multilevel"/>
+    <w:tmpl w:val="1D70CE60"/>
+    <w:lvl w:ilvl="0">
+      <w:start w:val="1"/>
+      <w:numFmt w:val="bullet"/>
+      <w:lvlText w:val=""/>
+      <w:lvlJc w:val="left"/>
+      <w:pPr>
+        <w:tabs>
+          <w:tab w:val="num" w:pos="720"/>
+        </w:tabs>
+        <w:ind w:left="720" w:hanging="360"/>
+      </w:pPr>
+      <w:rPr>
+        <w:rFonts w:ascii="Symbol" w:hAnsi="Symbol" w:hint="default"/>
+        <w:sz w:val="20"/>
+      </w:rPr>
+    </w:lvl>
+    <w:lvl w:ilvl="1" w:tentative="1">
+      <w:start w:val="1"/>
+      <w:numFmt w:val="bullet"/>
+      <w:lvlText w:val="o"/>
+      <w:lvlJc w:val="left"/>
+      <w:pPr>
+        <w:tabs>
+          <w:tab w:val="num" w:pos="1440"/>
+        </w:tabs>
+        <w:ind w:left="1440" w:hanging="360"/>
+      </w:pPr>
+      <w:rPr>
+        <w:rFonts w:ascii="Courier New" w:hAnsi="Courier New" w:hint="default"/>
+        <w:sz w:val="20"/>
+      </w:rPr>
+    </w:lvl>
+    <w:lvl w:ilvl="2" w:tentative="1">
+      <w:start w:val="1"/>
+      <w:numFmt w:val="bullet"/>
+      <w:lvlText w:val=""/>
+      <w:lvlJc w:val="left"/>
+      <w:pPr>
+        <w:tabs>
+          <w:tab w:val="num" w:pos="2160"/>
+        </w:tabs>
+        <w:ind w:left="2160" w:hanging="360"/>
+      </w:pPr>
+      <w:rPr>
+        <w:rFonts w:ascii="Wingdings" w:hAnsi="Wingdings" w:hint="default"/>
+        <w:sz w:val="20"/>
+      </w:rPr>
+    </w:lvl>
+    <w:lvl w:ilvl="3" w:tentative="1">
+      <w:start w:val="1"/>
+      <w:numFmt w:val="bullet"/>
+      <w:lvlText w:val=""/>
+      <w:lvlJc w:val="left"/>
+      <w:pPr>
+        <w:tabs>
+          <w:tab w:val="num" w:pos="2880"/>
+        </w:tabs>
+        <w:ind w:left="2880" w:hanging="360"/>
+      </w:pPr>
+      <w:rPr>
+        <w:rFonts w:ascii="Wingdings" w:hAnsi="Wingdings" w:hint="default"/>
+        <w:sz w:val="20"/>
+      </w:rPr>
+    </w:lvl>
+    <w:lvl w:ilvl="4" w:tentative="1">
+      <w:start w:val="1"/>
+      <w:numFmt w:val="bullet"/>
+      <w:lvlText w:val=""/>
+      <w:lvlJc w:val="left"/>
+      <w:pPr>
+        <w:tabs>
+          <w:tab w:val="num" w:pos="3600"/>
+        </w:tabs>
+        <w:ind w:left="3600" w:hanging="360"/>
+      </w:pPr>
+      <w:rPr>
+        <w:rFonts w:ascii="Wingdings" w:hAnsi="Wingdings" w:hint="default"/>
+        <w:sz w:val="20"/>
+      </w:rPr>
+    </w:lvl>
+    <w:lvl w:ilvl="5" w:tentative="1">
+      <w:start w:val="1"/>
+      <w:numFmt w:val="bullet"/>
+      <w:lvlText w:val=""/>
+      <w:lvlJc w:val="left"/>
+      <w:pPr>
+        <w:tabs>
+          <w:tab w:val="num" w:pos="4320"/>
+        </w:tabs>
+        <w:ind w:left="4320" w:hanging="360"/>
+      </w:pPr>
+      <w:rPr>
+        <w:rFonts w:ascii="Wingdings" w:hAnsi="Wingdings" w:hint="default"/>
+        <w:sz w:val="20"/>
+      </w:rPr>
+    </w:lvl>
+    <w:lvl w:ilvl="6" w:tentative="1">
+      <w:start w:val="1"/>
+      <w:numFmt w:val="bullet"/>
+      <w:lvlText w:val=""/>
+      <w:lvlJc w:val="left"/>
+      <w:pPr>
+        <w:tabs>
+          <w:tab w:val="num" w:pos="5040"/>
+        </w:tabs>
+        <w:ind w:left="5040" w:hanging="360"/>
+      </w:pPr>
+      <w:rPr>
+        <w:rFonts w:ascii="Wingdings" w:hAnsi="Wingdings" w:hint="default"/>
+        <w:sz w:val="20"/>
+      </w:rPr>
+    </w:lvl>
+    <w:lvl w:ilvl="7" w:tentative="1">
+      <w:start w:val="1"/>
+      <w:numFmt w:val="bullet"/>
+      <w:lvlText w:val=""/>
+      <w:lvlJc w:val="left"/>
+      <w:pPr>
+        <w:tabs>
+          <w:tab w:val="num" w:pos="5760"/>
+        </w:tabs>
+        <w:ind w:left="5760" w:hanging="360"/>
+      </w:pPr>
+      <w:rPr>
+        <w:rFonts w:ascii="Wingdings" w:hAnsi="Wingdings" w:hint="default"/>
+        <w:sz w:val="20"/>
+      </w:rPr>
+    </w:lvl>
+    <w:lvl w:ilvl="8" w:tentative="1">
+      <w:start w:val="1"/>
+      <w:numFmt w:val="bullet"/>
+      <w:lvlText w:val=""/>
+      <w:lvlJc w:val="left"/>
+      <w:pPr>
+        <w:tabs>
+          <w:tab w:val="num" w:pos="6480"/>
+        </w:tabs>
+        <w:ind w:left="6480" w:hanging="360"/>
+      </w:pPr>
+      <w:rPr>
+        <w:rFonts w:ascii="Wingdings" w:hAnsi="Wingdings" w:hint="default"/>
+        <w:sz w:val="20"/>
+      </w:rPr>
+    </w:lvl>
+  </w:abstractNum>
+  <w:abstractNum w:abstractNumId="6" w15:restartNumberingAfterBreak="0">
+    <w:nsid w:val="2B867C4B"/>
+    <w:multiLevelType w:val="multilevel"/>
+    <w:tmpl w:val="45D68B8E"/>
+    <w:lvl w:ilvl="0">
+      <w:start w:val="1"/>
+      <w:numFmt w:val="bullet"/>
+      <w:lvlText w:val=""/>
+      <w:lvlJc w:val="left"/>
+      <w:pPr>
+        <w:tabs>
+          <w:tab w:val="num" w:pos="720"/>
+        </w:tabs>
+        <w:ind w:left="720" w:hanging="360"/>
+      </w:pPr>
+      <w:rPr>
+        <w:rFonts w:ascii="Symbol" w:hAnsi="Symbol" w:hint="default"/>
+        <w:sz w:val="20"/>
+      </w:rPr>
+    </w:lvl>
+    <w:lvl w:ilvl="1" w:tentative="1">
+      <w:start w:val="1"/>
+      <w:numFmt w:val="bullet"/>
+      <w:lvlText w:val="o"/>
+      <w:lvlJc w:val="left"/>
+      <w:pPr>
+        <w:tabs>
+          <w:tab w:val="num" w:pos="1440"/>
+        </w:tabs>
+        <w:ind w:left="1440" w:hanging="360"/>
+      </w:pPr>
+      <w:rPr>
+        <w:rFonts w:ascii="Courier New" w:hAnsi="Courier New" w:hint="default"/>
+        <w:sz w:val="20"/>
+      </w:rPr>
+    </w:lvl>
+    <w:lvl w:ilvl="2" w:tentative="1">
+      <w:start w:val="1"/>
+      <w:numFmt w:val="bullet"/>
+      <w:lvlText w:val=""/>
+      <w:lvlJc w:val="left"/>
+      <w:pPr>
+        <w:tabs>
+          <w:tab w:val="num" w:pos="2160"/>
+        </w:tabs>
+        <w:ind w:left="2160" w:hanging="360"/>
+      </w:pPr>
+      <w:rPr>
+        <w:rFonts w:ascii="Wingdings" w:hAnsi="Wingdings" w:hint="default"/>
+        <w:sz w:val="20"/>
+      </w:rPr>
+    </w:lvl>
+    <w:lvl w:ilvl="3" w:tentative="1">
+      <w:start w:val="1"/>
+      <w:numFmt w:val="bullet"/>
+      <w:lvlText w:val=""/>
+      <w:lvlJc w:val="left"/>
+      <w:pPr>
+        <w:tabs>
+          <w:tab w:val="num" w:pos="2880"/>
+        </w:tabs>
+        <w:ind w:left="2880" w:hanging="360"/>
+      </w:pPr>
+      <w:rPr>
+        <w:rFonts w:ascii="Wingdings" w:hAnsi="Wingdings" w:hint="default"/>
+        <w:sz w:val="20"/>
+      </w:rPr>
+    </w:lvl>
+    <w:lvl w:ilvl="4" w:tentative="1">
+      <w:start w:val="1"/>
+      <w:numFmt w:val="bullet"/>
+      <w:lvlText w:val=""/>
+      <w:lvlJc w:val="left"/>
+      <w:pPr>
+        <w:tabs>
+          <w:tab w:val="num" w:pos="3600"/>
+        </w:tabs>
+        <w:ind w:left="3600" w:hanging="360"/>
+      </w:pPr>
+      <w:rPr>
+        <w:rFonts w:ascii="Wingdings" w:hAnsi="Wingdings" w:hint="default"/>
+        <w:sz w:val="20"/>
+      </w:rPr>
+    </w:lvl>
+    <w:lvl w:ilvl="5" w:tentative="1">
+      <w:start w:val="1"/>
+      <w:numFmt w:val="bullet"/>
+      <w:lvlText w:val=""/>
+      <w:lvlJc w:val="left"/>
+      <w:pPr>
+        <w:tabs>
+          <w:tab w:val="num" w:pos="4320"/>
+        </w:tabs>
+        <w:ind w:left="4320" w:hanging="360"/>
+      </w:pPr>
+      <w:rPr>
+        <w:rFonts w:ascii="Wingdings" w:hAnsi="Wingdings" w:hint="default"/>
+        <w:sz w:val="20"/>
+      </w:rPr>
+    </w:lvl>
+    <w:lvl w:ilvl="6" w:tentative="1">
+      <w:start w:val="1"/>
+      <w:numFmt w:val="bullet"/>
+      <w:lvlText w:val=""/>
+      <w:lvlJc w:val="left"/>
+      <w:pPr>
+        <w:tabs>
+          <w:tab w:val="num" w:pos="5040"/>
+        </w:tabs>
+        <w:ind w:left="5040" w:hanging="360"/>
+      </w:pPr>
+      <w:rPr>
+        <w:rFonts w:ascii="Wingdings" w:hAnsi="Wingdings" w:hint="default"/>
+        <w:sz w:val="20"/>
+      </w:rPr>
+    </w:lvl>
+    <w:lvl w:ilvl="7" w:tentative="1">
+      <w:start w:val="1"/>
+      <w:numFmt w:val="bullet"/>
+      <w:lvlText w:val=""/>
+      <w:lvlJc w:val="left"/>
+      <w:pPr>
+        <w:tabs>
+          <w:tab w:val="num" w:pos="5760"/>
+        </w:tabs>
+        <w:ind w:left="5760" w:hanging="360"/>
+      </w:pPr>
+      <w:rPr>
+        <w:rFonts w:ascii="Wingdings" w:hAnsi="Wingdings" w:hint="default"/>
+        <w:sz w:val="20"/>
+      </w:rPr>
+    </w:lvl>
+    <w:lvl w:ilvl="8" w:tentative="1">
+      <w:start w:val="1"/>
+      <w:numFmt w:val="bullet"/>
+      <w:lvlText w:val=""/>
+      <w:lvlJc w:val="left"/>
+      <w:pPr>
+        <w:tabs>
+          <w:tab w:val="num" w:pos="6480"/>
+        </w:tabs>
+        <w:ind w:left="6480" w:hanging="360"/>
+      </w:pPr>
+      <w:rPr>
+        <w:rFonts w:ascii="Wingdings" w:hAnsi="Wingdings" w:hint="default"/>
+        <w:sz w:val="20"/>
+      </w:rPr>
+    </w:lvl>
+  </w:abstractNum>
+  <w:abstractNum w:abstractNumId="7" w15:restartNumberingAfterBreak="0">
+    <w:nsid w:val="3A6B6AC0"/>
+    <w:multiLevelType w:val="multilevel"/>
+    <w:tmpl w:val="4C66359C"/>
+    <w:lvl w:ilvl="0">
+      <w:start w:val="1"/>
+      <w:numFmt w:val="bullet"/>
+      <w:lvlText w:val=""/>
+      <w:lvlJc w:val="left"/>
+      <w:pPr>
+        <w:tabs>
+          <w:tab w:val="num" w:pos="720"/>
+        </w:tabs>
+        <w:ind w:left="720" w:hanging="360"/>
+      </w:pPr>
+      <w:rPr>
+        <w:rFonts w:ascii="Symbol" w:hAnsi="Symbol" w:hint="default"/>
+        <w:sz w:val="20"/>
+      </w:rPr>
+    </w:lvl>
+    <w:lvl w:ilvl="1" w:tentative="1">
+      <w:start w:val="1"/>
+      <w:numFmt w:val="bullet"/>
+      <w:lvlText w:val="o"/>
+      <w:lvlJc w:val="left"/>
+      <w:pPr>
+        <w:tabs>
+          <w:tab w:val="num" w:pos="1440"/>
+        </w:tabs>
+        <w:ind w:left="1440" w:hanging="360"/>
+      </w:pPr>
+      <w:rPr>
+        <w:rFonts w:ascii="Courier New" w:hAnsi="Courier New" w:hint="default"/>
+        <w:sz w:val="20"/>
+      </w:rPr>
+    </w:lvl>
+    <w:lvl w:ilvl="2" w:tentative="1">
+      <w:start w:val="1"/>
+      <w:numFmt w:val="bullet"/>
+      <w:lvlText w:val=""/>
+      <w:lvlJc w:val="left"/>
+      <w:pPr>
+        <w:tabs>
+          <w:tab w:val="num" w:pos="2160"/>
+        </w:tabs>
+        <w:ind w:left="2160" w:hanging="360"/>
+      </w:pPr>
+      <w:rPr>
+        <w:rFonts w:ascii="Wingdings" w:hAnsi="Wingdings" w:hint="default"/>
+        <w:sz w:val="20"/>
+      </w:rPr>
+    </w:lvl>
+    <w:lvl w:ilvl="3" w:tentative="1">
+      <w:start w:val="1"/>
+      <w:numFmt w:val="bullet"/>
+      <w:lvlText w:val=""/>
+      <w:lvlJc w:val="left"/>
+      <w:pPr>
+        <w:tabs>
+          <w:tab w:val="num" w:pos="2880"/>
+        </w:tabs>
+        <w:ind w:left="2880" w:hanging="360"/>
+      </w:pPr>
+      <w:rPr>
+        <w:rFonts w:ascii="Wingdings" w:hAnsi="Wingdings" w:hint="default"/>
+        <w:sz w:val="20"/>
+      </w:rPr>
+    </w:lvl>
+    <w:lvl w:ilvl="4" w:tentative="1">
+      <w:start w:val="1"/>
+      <w:numFmt w:val="bullet"/>
+      <w:lvlText w:val=""/>
+      <w:lvlJc w:val="left"/>
+      <w:pPr>
+        <w:tabs>
+          <w:tab w:val="num" w:pos="3600"/>
+        </w:tabs>
+        <w:ind w:left="3600" w:hanging="360"/>
+      </w:pPr>
+      <w:rPr>
+        <w:rFonts w:ascii="Wingdings" w:hAnsi="Wingdings" w:hint="default"/>
+        <w:sz w:val="20"/>
+      </w:rPr>
+    </w:lvl>
+    <w:lvl w:ilvl="5" w:tentative="1">
+      <w:start w:val="1"/>
+      <w:numFmt w:val="bullet"/>
+      <w:lvlText w:val=""/>
+      <w:lvlJc w:val="left"/>
+      <w:pPr>
+        <w:tabs>
+          <w:tab w:val="num" w:pos="4320"/>
+        </w:tabs>
+        <w:ind w:left="4320" w:hanging="360"/>
+      </w:pPr>
+      <w:rPr>
+        <w:rFonts w:ascii="Wingdings" w:hAnsi="Wingdings" w:hint="default"/>
+        <w:sz w:val="20"/>
+      </w:rPr>
+    </w:lvl>
+    <w:lvl w:ilvl="6" w:tentative="1">
+      <w:start w:val="1"/>
+      <w:numFmt w:val="bullet"/>
+      <w:lvlText w:val=""/>
+      <w:lvlJc w:val="left"/>
+      <w:pPr>
+        <w:tabs>
+          <w:tab w:val="num" w:pos="5040"/>
+        </w:tabs>
+        <w:ind w:left="5040" w:hanging="360"/>
+      </w:pPr>
+      <w:rPr>
+        <w:rFonts w:ascii="Wingdings" w:hAnsi="Wingdings" w:hint="default"/>
+        <w:sz w:val="20"/>
+      </w:rPr>
+    </w:lvl>
+    <w:lvl w:ilvl="7" w:tentative="1">
+      <w:start w:val="1"/>
+      <w:numFmt w:val="bullet"/>
+      <w:lvlText w:val=""/>
+      <w:lvlJc w:val="left"/>
+      <w:pPr>
+        <w:tabs>
+          <w:tab w:val="num" w:pos="5760"/>
+        </w:tabs>
+        <w:ind w:left="5760" w:hanging="360"/>
+      </w:pPr>
+      <w:rPr>
+        <w:rFonts w:ascii="Wingdings" w:hAnsi="Wingdings" w:hint="default"/>
+        <w:sz w:val="20"/>
+      </w:rPr>
+    </w:lvl>
+    <w:lvl w:ilvl="8" w:tentative="1">
+      <w:start w:val="1"/>
+      <w:numFmt w:val="bullet"/>
+      <w:lvlText w:val=""/>
+      <w:lvlJc w:val="left"/>
+      <w:pPr>
+        <w:tabs>
+          <w:tab w:val="num" w:pos="6480"/>
+        </w:tabs>
+        <w:ind w:left="6480" w:hanging="360"/>
+      </w:pPr>
+      <w:rPr>
+        <w:rFonts w:ascii="Wingdings" w:hAnsi="Wingdings" w:hint="default"/>
+        <w:sz w:val="20"/>
+      </w:rPr>
+    </w:lvl>
+  </w:abstractNum>
+  <w:abstractNum w:abstractNumId="8" w15:restartNumberingAfterBreak="0">
+    <w:nsid w:val="42A04365"/>
+    <w:multiLevelType w:val="multilevel"/>
+    <w:tmpl w:val="766698C6"/>
+    <w:lvl w:ilvl="0">
+      <w:start w:val="1"/>
+      <w:numFmt w:val="bullet"/>
+      <w:lvlText w:val=""/>
+      <w:lvlJc w:val="left"/>
+      <w:pPr>
+        <w:tabs>
+          <w:tab w:val="num" w:pos="720"/>
+        </w:tabs>
+        <w:ind w:left="720" w:hanging="360"/>
+      </w:pPr>
+      <w:rPr>
+        <w:rFonts w:ascii="Symbol" w:hAnsi="Symbol" w:hint="default"/>
+        <w:sz w:val="20"/>
+      </w:rPr>
+    </w:lvl>
+    <w:lvl w:ilvl="1">
+      <w:start w:val="1"/>
+      <w:numFmt w:val="bullet"/>
+      <w:lvlText w:val="o"/>
+      <w:lvlJc w:val="left"/>
+      <w:pPr>
+        <w:tabs>
+          <w:tab w:val="num" w:pos="1440"/>
+        </w:tabs>
+        <w:ind w:left="1440" w:hanging="360"/>
+      </w:pPr>
+      <w:rPr>
+        <w:rFonts w:ascii="Courier New" w:hAnsi="Courier New" w:hint="default"/>
+        <w:sz w:val="20"/>
+      </w:rPr>
+    </w:lvl>
+    <w:lvl w:ilvl="2" w:tentative="1">
+      <w:start w:val="1"/>
+      <w:numFmt w:val="bullet"/>
+      <w:lvlText w:val=""/>
+      <w:lvlJc w:val="left"/>
+      <w:pPr>
+        <w:tabs>
+          <w:tab w:val="num" w:pos="2160"/>
+        </w:tabs>
+        <w:ind w:left="2160" w:hanging="360"/>
+      </w:pPr>
+      <w:rPr>
+        <w:rFonts w:ascii="Wingdings" w:hAnsi="Wingdings" w:hint="default"/>
+        <w:sz w:val="20"/>
+      </w:rPr>
+    </w:lvl>
+    <w:lvl w:ilvl="3" w:tentative="1">
+      <w:start w:val="1"/>
+      <w:numFmt w:val="bullet"/>
+      <w:lvlText w:val=""/>
+      <w:lvlJc w:val="left"/>
+      <w:pPr>
+        <w:tabs>
+          <w:tab w:val="num" w:pos="2880"/>
+        </w:tabs>
+        <w:ind w:left="2880" w:hanging="360"/>
+      </w:pPr>
+      <w:rPr>
+        <w:rFonts w:ascii="Wingdings" w:hAnsi="Wingdings" w:hint="default"/>
+        <w:sz w:val="20"/>
+      </w:rPr>
+    </w:lvl>
+    <w:lvl w:ilvl="4" w:tentative="1">
+      <w:start w:val="1"/>
+      <w:numFmt w:val="bullet"/>
+      <w:lvlText w:val=""/>
+      <w:lvlJc w:val="left"/>
+      <w:pPr>
+        <w:tabs>
+          <w:tab w:val="num" w:pos="3600"/>
+        </w:tabs>
+        <w:ind w:left="3600" w:hanging="360"/>
+      </w:pPr>
+      <w:rPr>
+        <w:rFonts w:ascii="Wingdings" w:hAnsi="Wingdings" w:hint="default"/>
+        <w:sz w:val="20"/>
+      </w:rPr>
+    </w:lvl>
+    <w:lvl w:ilvl="5" w:tentative="1">
+      <w:start w:val="1"/>
+      <w:numFmt w:val="bullet"/>
+      <w:lvlText w:val=""/>
+      <w:lvlJc w:val="left"/>
+      <w:pPr>
+        <w:tabs>
+          <w:tab w:val="num" w:pos="4320"/>
+        </w:tabs>
+        <w:ind w:left="4320" w:hanging="360"/>
+      </w:pPr>
+      <w:rPr>
+        <w:rFonts w:ascii="Wingdings" w:hAnsi="Wingdings" w:hint="default"/>
+        <w:sz w:val="20"/>
+      </w:rPr>
+    </w:lvl>
+    <w:lvl w:ilvl="6" w:tentative="1">
+      <w:start w:val="1"/>
+      <w:numFmt w:val="bullet"/>
+      <w:lvlText w:val=""/>
+      <w:lvlJc w:val="left"/>
+      <w:pPr>
+        <w:tabs>
+          <w:tab w:val="num" w:pos="5040"/>
+        </w:tabs>
+        <w:ind w:left="5040" w:hanging="360"/>
+      </w:pPr>
+      <w:rPr>
+        <w:rFonts w:ascii="Wingdings" w:hAnsi="Wingdings" w:hint="default"/>
+        <w:sz w:val="20"/>
+      </w:rPr>
+    </w:lvl>
+    <w:lvl w:ilvl="7" w:tentative="1">
+      <w:start w:val="1"/>
+      <w:numFmt w:val="bullet"/>
+      <w:lvlText w:val=""/>
+      <w:lvlJc w:val="left"/>
+      <w:pPr>
+        <w:tabs>
+          <w:tab w:val="num" w:pos="5760"/>
+        </w:tabs>
+        <w:ind w:left="5760" w:hanging="360"/>
+      </w:pPr>
+      <w:rPr>
+        <w:rFonts w:ascii="Wingdings" w:hAnsi="Wingdings" w:hint="default"/>
+        <w:sz w:val="20"/>
+      </w:rPr>
+    </w:lvl>
+    <w:lvl w:ilvl="8" w:tentative="1">
+      <w:start w:val="1"/>
+      <w:numFmt w:val="bullet"/>
+      <w:lvlText w:val=""/>
+      <w:lvlJc w:val="left"/>
+      <w:pPr>
+        <w:tabs>
+          <w:tab w:val="num" w:pos="6480"/>
+        </w:tabs>
+        <w:ind w:left="6480" w:hanging="360"/>
+      </w:pPr>
+      <w:rPr>
+        <w:rFonts w:ascii="Wingdings" w:hAnsi="Wingdings" w:hint="default"/>
+        <w:sz w:val="20"/>
+      </w:rPr>
+    </w:lvl>
+  </w:abstractNum>
+  <w:abstractNum w:abstractNumId="9" w15:restartNumberingAfterBreak="0">
+    <w:nsid w:val="42E93468"/>
+    <w:multiLevelType w:val="multilevel"/>
+    <w:tmpl w:val="77B6DF98"/>
+    <w:lvl w:ilvl="0">
+      <w:start w:val="1"/>
+      <w:numFmt w:val="bullet"/>
+      <w:lvlText w:val=""/>
+      <w:lvlJc w:val="left"/>
+      <w:pPr>
+        <w:tabs>
+          <w:tab w:val="num" w:pos="720"/>
+        </w:tabs>
+        <w:ind w:left="720" w:hanging="360"/>
+      </w:pPr>
+      <w:rPr>
+        <w:rFonts w:ascii="Symbol" w:hAnsi="Symbol" w:hint="default"/>
+        <w:sz w:val="20"/>
+      </w:rPr>
+    </w:lvl>
+    <w:lvl w:ilvl="1">
+      <w:start w:val="1"/>
+      <w:numFmt w:val="bullet"/>
+      <w:lvlText w:val="o"/>
+      <w:lvlJc w:val="left"/>
+      <w:pPr>
+        <w:tabs>
+          <w:tab w:val="num" w:pos="1440"/>
+        </w:tabs>
+        <w:ind w:left="1440" w:hanging="360"/>
+      </w:pPr>
+      <w:rPr>
+        <w:rFonts w:ascii="Courier New" w:hAnsi="Courier New" w:hint="default"/>
+        <w:sz w:val="20"/>
+      </w:rPr>
+    </w:lvl>
+    <w:lvl w:ilvl="2" w:tentative="1">
+      <w:start w:val="1"/>
+      <w:numFmt w:val="bullet"/>
+      <w:lvlText w:val=""/>
+      <w:lvlJc w:val="left"/>
+      <w:pPr>
+        <w:tabs>
+          <w:tab w:val="num" w:pos="2160"/>
+        </w:tabs>
+        <w:ind w:left="2160" w:hanging="360"/>
+      </w:pPr>
+      <w:rPr>
+        <w:rFonts w:ascii="Wingdings" w:hAnsi="Wingdings" w:hint="default"/>
+        <w:sz w:val="20"/>
+      </w:rPr>
+    </w:lvl>
+    <w:lvl w:ilvl="3" w:tentative="1">
+      <w:start w:val="1"/>
+      <w:numFmt w:val="bullet"/>
+      <w:lvlText w:val=""/>
+      <w:lvlJc w:val="left"/>
+      <w:pPr>
+        <w:tabs>
+          <w:tab w:val="num" w:pos="2880"/>
+        </w:tabs>
+        <w:ind w:left="2880" w:hanging="360"/>
+      </w:pPr>
+      <w:rPr>
+        <w:rFonts w:ascii="Wingdings" w:hAnsi="Wingdings" w:hint="default"/>
+        <w:sz w:val="20"/>
+      </w:rPr>
+    </w:lvl>
+    <w:lvl w:ilvl="4" w:tentative="1">
+      <w:start w:val="1"/>
+      <w:numFmt w:val="bullet"/>
+      <w:lvlText w:val=""/>
+      <w:lvlJc w:val="left"/>
+      <w:pPr>
+        <w:tabs>
+          <w:tab w:val="num" w:pos="3600"/>
+        </w:tabs>
+        <w:ind w:left="3600" w:hanging="360"/>
+      </w:pPr>
+      <w:rPr>
+        <w:rFonts w:ascii="Wingdings" w:hAnsi="Wingdings" w:hint="default"/>
+        <w:sz w:val="20"/>
+      </w:rPr>
+    </w:lvl>
+    <w:lvl w:ilvl="5" w:tentative="1">
+      <w:start w:val="1"/>
+      <w:numFmt w:val="bullet"/>
+      <w:lvlText w:val=""/>
+      <w:lvlJc w:val="left"/>
+      <w:pPr>
+        <w:tabs>
+          <w:tab w:val="num" w:pos="4320"/>
+        </w:tabs>
+        <w:ind w:left="4320" w:hanging="360"/>
+      </w:pPr>
+      <w:rPr>
+        <w:rFonts w:ascii="Wingdings" w:hAnsi="Wingdings" w:hint="default"/>
+        <w:sz w:val="20"/>
+      </w:rPr>
+    </w:lvl>
+    <w:lvl w:ilvl="6" w:tentative="1">
+      <w:start w:val="1"/>
+      <w:numFmt w:val="bullet"/>
+      <w:lvlText w:val=""/>
+      <w:lvlJc w:val="left"/>
+      <w:pPr>
+        <w:tabs>
+          <w:tab w:val="num" w:pos="5040"/>
+        </w:tabs>
+        <w:ind w:left="5040" w:hanging="360"/>
+      </w:pPr>
+      <w:rPr>
+        <w:rFonts w:ascii="Wingdings" w:hAnsi="Wingdings" w:hint="default"/>
+        <w:sz w:val="20"/>
+      </w:rPr>
+    </w:lvl>
+    <w:lvl w:ilvl="7" w:tentative="1">
+      <w:start w:val="1"/>
+      <w:numFmt w:val="bullet"/>
+      <w:lvlText w:val=""/>
+      <w:lvlJc w:val="left"/>
+      <w:pPr>
+        <w:tabs>
+          <w:tab w:val="num" w:pos="5760"/>
+        </w:tabs>
+        <w:ind w:left="5760" w:hanging="360"/>
+      </w:pPr>
+      <w:rPr>
+        <w:rFonts w:ascii="Wingdings" w:hAnsi="Wingdings" w:hint="default"/>
+        <w:sz w:val="20"/>
+      </w:rPr>
+    </w:lvl>
+    <w:lvl w:ilvl="8" w:tentative="1">
+      <w:start w:val="1"/>
+      <w:numFmt w:val="bullet"/>
+      <w:lvlText w:val=""/>
+      <w:lvlJc w:val="left"/>
+      <w:pPr>
+        <w:tabs>
+          <w:tab w:val="num" w:pos="6480"/>
+        </w:tabs>
+        <w:ind w:left="6480" w:hanging="360"/>
+      </w:pPr>
+      <w:rPr>
+        <w:rFonts w:ascii="Wingdings" w:hAnsi="Wingdings" w:hint="default"/>
+        <w:sz w:val="20"/>
+      </w:rPr>
+    </w:lvl>
+  </w:abstractNum>
+  <w:abstractNum w:abstractNumId="10" w15:restartNumberingAfterBreak="0">
+    <w:nsid w:val="51515C33"/>
+    <w:multiLevelType w:val="multilevel"/>
+    <w:tmpl w:val="D4A6767A"/>
+    <w:lvl w:ilvl="0">
+      <w:start w:val="1"/>
+      <w:numFmt w:val="bullet"/>
+      <w:lvlText w:val=""/>
+      <w:lvlJc w:val="left"/>
+      <w:pPr>
+        <w:tabs>
+          <w:tab w:val="num" w:pos="720"/>
+        </w:tabs>
+        <w:ind w:left="720" w:hanging="360"/>
+      </w:pPr>
+      <w:rPr>
+        <w:rFonts w:ascii="Symbol" w:hAnsi="Symbol" w:hint="default"/>
+        <w:sz w:val="20"/>
+      </w:rPr>
+    </w:lvl>
+    <w:lvl w:ilvl="1" w:tentative="1">
+      <w:start w:val="1"/>
+      <w:numFmt w:val="bullet"/>
+      <w:lvlText w:val="o"/>
+      <w:lvlJc w:val="left"/>
+      <w:pPr>
+        <w:tabs>
+          <w:tab w:val="num" w:pos="1440"/>
+        </w:tabs>
+        <w:ind w:left="1440" w:hanging="360"/>
+      </w:pPr>
+      <w:rPr>
+        <w:rFonts w:ascii="Courier New" w:hAnsi="Courier New" w:hint="default"/>
+        <w:sz w:val="20"/>
+      </w:rPr>
+    </w:lvl>
+    <w:lvl w:ilvl="2" w:tentative="1">
+      <w:start w:val="1"/>
+      <w:numFmt w:val="bullet"/>
+      <w:lvlText w:val=""/>
+      <w:lvlJc w:val="left"/>
+      <w:pPr>
+        <w:tabs>
+          <w:tab w:val="num" w:pos="2160"/>
+        </w:tabs>
+        <w:ind w:left="2160" w:hanging="360"/>
+      </w:pPr>
+      <w:rPr>
+        <w:rFonts w:ascii="Wingdings" w:hAnsi="Wingdings" w:hint="default"/>
+        <w:sz w:val="20"/>
+      </w:rPr>
+    </w:lvl>
+    <w:lvl w:ilvl="3" w:tentative="1">
+      <w:start w:val="1"/>
+      <w:numFmt w:val="bullet"/>
+      <w:lvlText w:val=""/>
+      <w:lvlJc w:val="left"/>
+      <w:pPr>
+        <w:tabs>
+          <w:tab w:val="num" w:pos="2880"/>
+        </w:tabs>
+        <w:ind w:left="2880" w:hanging="360"/>
+      </w:pPr>
+      <w:rPr>
+        <w:rFonts w:ascii="Wingdings" w:hAnsi="Wingdings" w:hint="default"/>
+        <w:sz w:val="20"/>
+      </w:rPr>
+    </w:lvl>
+    <w:lvl w:ilvl="4" w:tentative="1">
+      <w:start w:val="1"/>
+      <w:numFmt w:val="bullet"/>
+      <w:lvlText w:val=""/>
+      <w:lvlJc w:val="left"/>
+      <w:pPr>
+        <w:tabs>
+          <w:tab w:val="num" w:pos="3600"/>
+        </w:tabs>
+        <w:ind w:left="3600" w:hanging="360"/>
+      </w:pPr>
+      <w:rPr>
+        <w:rFonts w:ascii="Wingdings" w:hAnsi="Wingdings" w:hint="default"/>
+        <w:sz w:val="20"/>
+      </w:rPr>
+    </w:lvl>
+    <w:lvl w:ilvl="5" w:tentative="1">
+      <w:start w:val="1"/>
+      <w:numFmt w:val="bullet"/>
+      <w:lvlText w:val=""/>
+      <w:lvlJc w:val="left"/>
+      <w:pPr>
+        <w:tabs>
+          <w:tab w:val="num" w:pos="4320"/>
+        </w:tabs>
+        <w:ind w:left="4320" w:hanging="360"/>
+      </w:pPr>
+      <w:rPr>
+        <w:rFonts w:ascii="Wingdings" w:hAnsi="Wingdings" w:hint="default"/>
+        <w:sz w:val="20"/>
+      </w:rPr>
+    </w:lvl>
+    <w:lvl w:ilvl="6" w:tentative="1">
+      <w:start w:val="1"/>
+      <w:numFmt w:val="bullet"/>
+      <w:lvlText w:val=""/>
+      <w:lvlJc w:val="left"/>
+      <w:pPr>
+        <w:tabs>
+          <w:tab w:val="num" w:pos="5040"/>
+        </w:tabs>
+        <w:ind w:left="5040" w:hanging="360"/>
+      </w:pPr>
+      <w:rPr>
+        <w:rFonts w:ascii="Wingdings" w:hAnsi="Wingdings" w:hint="default"/>
+        <w:sz w:val="20"/>
+      </w:rPr>
+    </w:lvl>
+    <w:lvl w:ilvl="7" w:tentative="1">
+      <w:start w:val="1"/>
+      <w:numFmt w:val="bullet"/>
+      <w:lvlText w:val=""/>
+      <w:lvlJc w:val="left"/>
+      <w:pPr>
+        <w:tabs>
+          <w:tab w:val="num" w:pos="5760"/>
+        </w:tabs>
+        <w:ind w:left="5760" w:hanging="360"/>
+      </w:pPr>
+      <w:rPr>
+        <w:rFonts w:ascii="Wingdings" w:hAnsi="Wingdings" w:hint="default"/>
+        <w:sz w:val="20"/>
+      </w:rPr>
+    </w:lvl>
+    <w:lvl w:ilvl="8" w:tentative="1">
+      <w:start w:val="1"/>
+      <w:numFmt w:val="bullet"/>
+      <w:lvlText w:val=""/>
+      <w:lvlJc w:val="left"/>
+      <w:pPr>
+        <w:tabs>
+          <w:tab w:val="num" w:pos="6480"/>
+        </w:tabs>
+        <w:ind w:left="6480" w:hanging="360"/>
+      </w:pPr>
+      <w:rPr>
+        <w:rFonts w:ascii="Wingdings" w:hAnsi="Wingdings" w:hint="default"/>
+        <w:sz w:val="20"/>
+      </w:rPr>
+    </w:lvl>
+  </w:abstractNum>
+  <w:abstractNum w:abstractNumId="11" w15:restartNumberingAfterBreak="0">
+    <w:nsid w:val="57CA1FF2"/>
+    <w:multiLevelType w:val="multilevel"/>
+    <w:tmpl w:val="6D002078"/>
+    <w:lvl w:ilvl="0">
+      <w:start w:val="1"/>
+      <w:numFmt w:val="bullet"/>
+      <w:lvlText w:val=""/>
+      <w:lvlJc w:val="left"/>
+      <w:pPr>
+        <w:tabs>
+          <w:tab w:val="num" w:pos="720"/>
+        </w:tabs>
+        <w:ind w:left="720" w:hanging="360"/>
+      </w:pPr>
+      <w:rPr>
+        <w:rFonts w:ascii="Symbol" w:hAnsi="Symbol" w:hint="default"/>
+        <w:sz w:val="20"/>
+      </w:rPr>
+    </w:lvl>
+    <w:lvl w:ilvl="1" w:tentative="1">
+      <w:start w:val="1"/>
+      <w:numFmt w:val="bullet"/>
+      <w:lvlText w:val="o"/>
+      <w:lvlJc w:val="left"/>
+      <w:pPr>
+        <w:tabs>
+          <w:tab w:val="num" w:pos="1440"/>
+        </w:tabs>
+        <w:ind w:left="1440" w:hanging="360"/>
+      </w:pPr>
+      <w:rPr>
+        <w:rFonts w:ascii="Courier New" w:hAnsi="Courier New" w:hint="default"/>
+        <w:sz w:val="20"/>
+      </w:rPr>
+    </w:lvl>
+    <w:lvl w:ilvl="2" w:tentative="1">
+      <w:start w:val="1"/>
+      <w:numFmt w:val="bullet"/>
+      <w:lvlText w:val=""/>
+      <w:lvlJc w:val="left"/>
+      <w:pPr>
+        <w:tabs>
+          <w:tab w:val="num" w:pos="2160"/>
+        </w:tabs>
+        <w:ind w:left="2160" w:hanging="360"/>
+      </w:pPr>
+      <w:rPr>
+        <w:rFonts w:ascii="Wingdings" w:hAnsi="Wingdings" w:hint="default"/>
+        <w:sz w:val="20"/>
+      </w:rPr>
+    </w:lvl>
+    <w:lvl w:ilvl="3" w:tentative="1">
+      <w:start w:val="1"/>
+      <w:numFmt w:val="bullet"/>
+      <w:lvlText w:val=""/>
+      <w:lvlJc w:val="left"/>
+      <w:pPr>
+        <w:tabs>
+          <w:tab w:val="num" w:pos="2880"/>
+        </w:tabs>
+        <w:ind w:left="2880" w:hanging="360"/>
+      </w:pPr>
+      <w:rPr>
+        <w:rFonts w:ascii="Wingdings" w:hAnsi="Wingdings" w:hint="default"/>
+        <w:sz w:val="20"/>
+      </w:rPr>
+    </w:lvl>
+    <w:lvl w:ilvl="4" w:tentative="1">
+      <w:start w:val="1"/>
+      <w:numFmt w:val="bullet"/>
+      <w:lvlText w:val=""/>
+      <w:lvlJc w:val="left"/>
+      <w:pPr>
+        <w:tabs>
+          <w:tab w:val="num" w:pos="3600"/>
+        </w:tabs>
+        <w:ind w:left="3600" w:hanging="360"/>
+      </w:pPr>
+      <w:rPr>
+        <w:rFonts w:ascii="Wingdings" w:hAnsi="Wingdings" w:hint="default"/>
+        <w:sz w:val="20"/>
+      </w:rPr>
+    </w:lvl>
+    <w:lvl w:ilvl="5" w:tentative="1">
+      <w:start w:val="1"/>
+      <w:numFmt w:val="bullet"/>
+      <w:lvlText w:val=""/>
+      <w:lvlJc w:val="left"/>
+      <w:pPr>
+        <w:tabs>
+          <w:tab w:val="num" w:pos="4320"/>
+        </w:tabs>
+        <w:ind w:left="4320" w:hanging="360"/>
+      </w:pPr>
+      <w:rPr>
+        <w:rFonts w:ascii="Wingdings" w:hAnsi="Wingdings" w:hint="default"/>
+        <w:sz w:val="20"/>
+      </w:rPr>
+    </w:lvl>
+    <w:lvl w:ilvl="6" w:tentative="1">
+      <w:start w:val="1"/>
+      <w:numFmt w:val="bullet"/>
+      <w:lvlText w:val=""/>
+      <w:lvlJc w:val="left"/>
+      <w:pPr>
+        <w:tabs>
+          <w:tab w:val="num" w:pos="5040"/>
+        </w:tabs>
+        <w:ind w:left="5040" w:hanging="360"/>
+      </w:pPr>
+      <w:rPr>
+        <w:rFonts w:ascii="Wingdings" w:hAnsi="Wingdings" w:hint="default"/>
+        <w:sz w:val="20"/>
+      </w:rPr>
+    </w:lvl>
+    <w:lvl w:ilvl="7" w:tentative="1">
+      <w:start w:val="1"/>
+      <w:numFmt w:val="bullet"/>
+      <w:lvlText w:val=""/>
+      <w:lvlJc w:val="left"/>
+      <w:pPr>
+        <w:tabs>
+          <w:tab w:val="num" w:pos="5760"/>
+        </w:tabs>
+        <w:ind w:left="5760" w:hanging="360"/>
+      </w:pPr>
+      <w:rPr>
+        <w:rFonts w:ascii="Wingdings" w:hAnsi="Wingdings" w:hint="default"/>
+        <w:sz w:val="20"/>
+      </w:rPr>
+    </w:lvl>
+    <w:lvl w:ilvl="8" w:tentative="1">
+      <w:start w:val="1"/>
+      <w:numFmt w:val="bullet"/>
+      <w:lvlText w:val=""/>
+      <w:lvlJc w:val="left"/>
+      <w:pPr>
+        <w:tabs>
+          <w:tab w:val="num" w:pos="6480"/>
+        </w:tabs>
+        <w:ind w:left="6480" w:hanging="360"/>
+      </w:pPr>
+      <w:rPr>
+        <w:rFonts w:ascii="Wingdings" w:hAnsi="Wingdings" w:hint="default"/>
+        <w:sz w:val="20"/>
+      </w:rPr>
+    </w:lvl>
+  </w:abstractNum>
+  <w:abstractNum w:abstractNumId="12" w15:restartNumberingAfterBreak="0">
+    <w:nsid w:val="5A0124A5"/>
+    <w:multiLevelType w:val="multilevel"/>
+    <w:tmpl w:val="0F6E72AA"/>
+    <w:lvl w:ilvl="0">
+      <w:start w:val="1"/>
+      <w:numFmt w:val="bullet"/>
+      <w:lvlText w:val=""/>
+      <w:lvlJc w:val="left"/>
+      <w:pPr>
+        <w:tabs>
+          <w:tab w:val="num" w:pos="720"/>
+        </w:tabs>
+        <w:ind w:left="720" w:hanging="360"/>
+      </w:pPr>
+      <w:rPr>
+        <w:rFonts w:ascii="Symbol" w:hAnsi="Symbol" w:hint="default"/>
+        <w:sz w:val="20"/>
+      </w:rPr>
+    </w:lvl>
+    <w:lvl w:ilvl="1" w:tentative="1">
+      <w:start w:val="1"/>
+      <w:numFmt w:val="bullet"/>
+      <w:lvlText w:val="o"/>
+      <w:lvlJc w:val="left"/>
+      <w:pPr>
+        <w:tabs>
+          <w:tab w:val="num" w:pos="1440"/>
+        </w:tabs>
+        <w:ind w:left="1440" w:hanging="360"/>
+      </w:pPr>
+      <w:rPr>
+        <w:rFonts w:ascii="Courier New" w:hAnsi="Courier New" w:hint="default"/>
+        <w:sz w:val="20"/>
+      </w:rPr>
+    </w:lvl>
+    <w:lvl w:ilvl="2" w:tentative="1">
+      <w:start w:val="1"/>
+      <w:numFmt w:val="bullet"/>
+      <w:lvlText w:val=""/>
+      <w:lvlJc w:val="left"/>
+      <w:pPr>
+        <w:tabs>
+          <w:tab w:val="num" w:pos="2160"/>
+        </w:tabs>
+        <w:ind w:left="2160" w:hanging="360"/>
+      </w:pPr>
+      <w:rPr>
+        <w:rFonts w:ascii="Wingdings" w:hAnsi="Wingdings" w:hint="default"/>
+        <w:sz w:val="20"/>
+      </w:rPr>
+    </w:lvl>
+    <w:lvl w:ilvl="3" w:tentative="1">
+      <w:start w:val="1"/>
+      <w:numFmt w:val="bullet"/>
+      <w:lvlText w:val=""/>
+      <w:lvlJc w:val="left"/>
+      <w:pPr>
+        <w:tabs>
+          <w:tab w:val="num" w:pos="2880"/>
+        </w:tabs>
+        <w:ind w:left="2880" w:hanging="360"/>
+      </w:pPr>
+      <w:rPr>
+        <w:rFonts w:ascii="Wingdings" w:hAnsi="Wingdings" w:hint="default"/>
+        <w:sz w:val="20"/>
+      </w:rPr>
+    </w:lvl>
+    <w:lvl w:ilvl="4" w:tentative="1">
+      <w:start w:val="1"/>
+      <w:numFmt w:val="bullet"/>
+      <w:lvlText w:val=""/>
+      <w:lvlJc w:val="left"/>
+      <w:pPr>
+        <w:tabs>
+          <w:tab w:val="num" w:pos="3600"/>
+        </w:tabs>
+        <w:ind w:left="3600" w:hanging="360"/>
+      </w:pPr>
+      <w:rPr>
+        <w:rFonts w:ascii="Wingdings" w:hAnsi="Wingdings" w:hint="default"/>
+        <w:sz w:val="20"/>
+      </w:rPr>
+    </w:lvl>
+    <w:lvl w:ilvl="5" w:tentative="1">
+      <w:start w:val="1"/>
+      <w:numFmt w:val="bullet"/>
+      <w:lvlText w:val=""/>
+      <w:lvlJc w:val="left"/>
+      <w:pPr>
+        <w:tabs>
+          <w:tab w:val="num" w:pos="4320"/>
+        </w:tabs>
+        <w:ind w:left="4320" w:hanging="360"/>
+      </w:pPr>
+      <w:rPr>
+        <w:rFonts w:ascii="Wingdings" w:hAnsi="Wingdings" w:hint="default"/>
+        <w:sz w:val="20"/>
+      </w:rPr>
+    </w:lvl>
+    <w:lvl w:ilvl="6" w:tentative="1">
+      <w:start w:val="1"/>
+      <w:numFmt w:val="bullet"/>
+      <w:lvlText w:val=""/>
+      <w:lvlJc w:val="left"/>
+      <w:pPr>
+        <w:tabs>
+          <w:tab w:val="num" w:pos="5040"/>
+        </w:tabs>
+        <w:ind w:left="5040" w:hanging="360"/>
+      </w:pPr>
+      <w:rPr>
+        <w:rFonts w:ascii="Wingdings" w:hAnsi="Wingdings" w:hint="default"/>
+        <w:sz w:val="20"/>
+      </w:rPr>
+    </w:lvl>
+    <w:lvl w:ilvl="7" w:tentative="1">
+      <w:start w:val="1"/>
+      <w:numFmt w:val="bullet"/>
+      <w:lvlText w:val=""/>
+      <w:lvlJc w:val="left"/>
+      <w:pPr>
+        <w:tabs>
+          <w:tab w:val="num" w:pos="5760"/>
+        </w:tabs>
+        <w:ind w:left="5760" w:hanging="360"/>
+      </w:pPr>
+      <w:rPr>
+        <w:rFonts w:ascii="Wingdings" w:hAnsi="Wingdings" w:hint="default"/>
+        <w:sz w:val="20"/>
+      </w:rPr>
+    </w:lvl>
+    <w:lvl w:ilvl="8" w:tentative="1">
+      <w:start w:val="1"/>
+      <w:numFmt w:val="bullet"/>
+      <w:lvlText w:val=""/>
+      <w:lvlJc w:val="left"/>
+      <w:pPr>
+        <w:tabs>
+          <w:tab w:val="num" w:pos="6480"/>
+        </w:tabs>
+        <w:ind w:left="6480" w:hanging="360"/>
+      </w:pPr>
+      <w:rPr>
+        <w:rFonts w:ascii="Wingdings" w:hAnsi="Wingdings" w:hint="default"/>
+        <w:sz w:val="20"/>
+      </w:rPr>
+    </w:lvl>
+  </w:abstractNum>
+  <w:abstractNum w:abstractNumId="13" w15:restartNumberingAfterBreak="0">
+    <w:nsid w:val="5E9F565F"/>
+    <w:multiLevelType w:val="multilevel"/>
+    <w:tmpl w:val="9266CEFA"/>
+    <w:lvl w:ilvl="0">
+      <w:start w:val="1"/>
+      <w:numFmt w:val="bullet"/>
+      <w:lvlText w:val=""/>
+      <w:lvlJc w:val="left"/>
+      <w:pPr>
+        <w:tabs>
+          <w:tab w:val="num" w:pos="720"/>
+        </w:tabs>
+        <w:ind w:left="720" w:hanging="360"/>
+      </w:pPr>
+      <w:rPr>
+        <w:rFonts w:ascii="Symbol" w:hAnsi="Symbol" w:hint="default"/>
+        <w:sz w:val="20"/>
+      </w:rPr>
+    </w:lvl>
+    <w:lvl w:ilvl="1">
+      <w:start w:val="1"/>
+      <w:numFmt w:val="bullet"/>
+      <w:lvlText w:val="o"/>
+      <w:lvlJc w:val="left"/>
+      <w:pPr>
+        <w:tabs>
+          <w:tab w:val="num" w:pos="1440"/>
+        </w:tabs>
+        <w:ind w:left="1440" w:hanging="360"/>
+      </w:pPr>
+      <w:rPr>
+        <w:rFonts w:ascii="Courier New" w:hAnsi="Courier New" w:hint="default"/>
+        <w:sz w:val="20"/>
+      </w:rPr>
+    </w:lvl>
+    <w:lvl w:ilvl="2" w:tentative="1">
+      <w:start w:val="1"/>
+      <w:numFmt w:val="bullet"/>
+      <w:lvlText w:val=""/>
+      <w:lvlJc w:val="left"/>
+      <w:pPr>
+        <w:tabs>
+          <w:tab w:val="num" w:pos="2160"/>
+        </w:tabs>
+        <w:ind w:left="2160" w:hanging="360"/>
+      </w:pPr>
+      <w:rPr>
+        <w:rFonts w:ascii="Wingdings" w:hAnsi="Wingdings" w:hint="default"/>
+        <w:sz w:val="20"/>
+      </w:rPr>
+    </w:lvl>
+    <w:lvl w:ilvl="3" w:tentative="1">
+      <w:start w:val="1"/>
+      <w:numFmt w:val="bullet"/>
+      <w:lvlText w:val=""/>
+      <w:lvlJc w:val="left"/>
+      <w:pPr>
+        <w:tabs>
+          <w:tab w:val="num" w:pos="2880"/>
+        </w:tabs>
+        <w:ind w:left="2880" w:hanging="360"/>
+      </w:pPr>
+      <w:rPr>
+        <w:rFonts w:ascii="Wingdings" w:hAnsi="Wingdings" w:hint="default"/>
+        <w:sz w:val="20"/>
+      </w:rPr>
+    </w:lvl>
+    <w:lvl w:ilvl="4" w:tentative="1">
+      <w:start w:val="1"/>
+      <w:numFmt w:val="bullet"/>
+      <w:lvlText w:val=""/>
+      <w:lvlJc w:val="left"/>
+      <w:pPr>
+        <w:tabs>
+          <w:tab w:val="num" w:pos="3600"/>
+        </w:tabs>
+        <w:ind w:left="3600" w:hanging="360"/>
+      </w:pPr>
+      <w:rPr>
+        <w:rFonts w:ascii="Wingdings" w:hAnsi="Wingdings" w:hint="default"/>
+        <w:sz w:val="20"/>
+      </w:rPr>
+    </w:lvl>
+    <w:lvl w:ilvl="5" w:tentative="1">
+      <w:start w:val="1"/>
+      <w:numFmt w:val="bullet"/>
+      <w:lvlText w:val=""/>
+      <w:lvlJc w:val="left"/>
+      <w:pPr>
+        <w:tabs>
+          <w:tab w:val="num" w:pos="4320"/>
+        </w:tabs>
+        <w:ind w:left="4320" w:hanging="360"/>
+      </w:pPr>
+      <w:rPr>
+        <w:rFonts w:ascii="Wingdings" w:hAnsi="Wingdings" w:hint="default"/>
+        <w:sz w:val="20"/>
+      </w:rPr>
+    </w:lvl>
+    <w:lvl w:ilvl="6" w:tentative="1">
+      <w:start w:val="1"/>
+      <w:numFmt w:val="bullet"/>
+      <w:lvlText w:val=""/>
+      <w:lvlJc w:val="left"/>
+      <w:pPr>
+        <w:tabs>
+          <w:tab w:val="num" w:pos="5040"/>
+        </w:tabs>
+        <w:ind w:left="5040" w:hanging="360"/>
+      </w:pPr>
+      <w:rPr>
+        <w:rFonts w:ascii="Wingdings" w:hAnsi="Wingdings" w:hint="default"/>
+        <w:sz w:val="20"/>
+      </w:rPr>
+    </w:lvl>
+    <w:lvl w:ilvl="7" w:tentative="1">
+      <w:start w:val="1"/>
+      <w:numFmt w:val="bullet"/>
+      <w:lvlText w:val=""/>
+      <w:lvlJc w:val="left"/>
+      <w:pPr>
+        <w:tabs>
+          <w:tab w:val="num" w:pos="5760"/>
+        </w:tabs>
+        <w:ind w:left="5760" w:hanging="360"/>
+      </w:pPr>
+      <w:rPr>
+        <w:rFonts w:ascii="Wingdings" w:hAnsi="Wingdings" w:hint="default"/>
+        <w:sz w:val="20"/>
+      </w:rPr>
+    </w:lvl>
+    <w:lvl w:ilvl="8" w:tentative="1">
+      <w:start w:val="1"/>
+      <w:numFmt w:val="bullet"/>
+      <w:lvlText w:val=""/>
+      <w:lvlJc w:val="left"/>
+      <w:pPr>
+        <w:tabs>
+          <w:tab w:val="num" w:pos="6480"/>
+        </w:tabs>
+        <w:ind w:left="6480" w:hanging="360"/>
+      </w:pPr>
+      <w:rPr>
+        <w:rFonts w:ascii="Wingdings" w:hAnsi="Wingdings" w:hint="default"/>
+        <w:sz w:val="20"/>
+      </w:rPr>
+    </w:lvl>
+  </w:abstractNum>
+  <w:abstractNum w:abstractNumId="14" w15:restartNumberingAfterBreak="0">
     <w:nsid w:val="67AF6D03"/>
     <w:multiLevelType w:val="multilevel"/>
     <w:tmpl w:val="99EA24BE"/>
@@ -518,8 +3115,202 @@
       </w:pPr>
     </w:lvl>
   </w:abstractNum>
+  <w:abstractNum w:abstractNumId="15" w15:restartNumberingAfterBreak="0">
+    <w:nsid w:val="70AE1ACD"/>
+    <w:multiLevelType w:val="multilevel"/>
+    <w:tmpl w:val="D5C812AC"/>
+    <w:lvl w:ilvl="0">
+      <w:start w:val="1"/>
+      <w:numFmt w:val="bullet"/>
+      <w:lvlText w:val=""/>
+      <w:lvlJc w:val="left"/>
+      <w:pPr>
+        <w:tabs>
+          <w:tab w:val="num" w:pos="720"/>
+        </w:tabs>
+        <w:ind w:left="720" w:hanging="360"/>
+      </w:pPr>
+      <w:rPr>
+        <w:rFonts w:ascii="Symbol" w:hAnsi="Symbol" w:hint="default"/>
+        <w:sz w:val="20"/>
+      </w:rPr>
+    </w:lvl>
+    <w:lvl w:ilvl="1">
+      <w:start w:val="1"/>
+      <w:numFmt w:val="bullet"/>
+      <w:lvlText w:val="o"/>
+      <w:lvlJc w:val="left"/>
+      <w:pPr>
+        <w:tabs>
+          <w:tab w:val="num" w:pos="1440"/>
+        </w:tabs>
+        <w:ind w:left="1440" w:hanging="360"/>
+      </w:pPr>
+      <w:rPr>
+        <w:rFonts w:ascii="Courier New" w:hAnsi="Courier New" w:hint="default"/>
+        <w:sz w:val="20"/>
+      </w:rPr>
+    </w:lvl>
+    <w:lvl w:ilvl="2" w:tentative="1">
+      <w:start w:val="1"/>
+      <w:numFmt w:val="bullet"/>
+      <w:lvlText w:val=""/>
+      <w:lvlJc w:val="left"/>
+      <w:pPr>
+        <w:tabs>
+          <w:tab w:val="num" w:pos="2160"/>
+        </w:tabs>
+        <w:ind w:left="2160" w:hanging="360"/>
+      </w:pPr>
+      <w:rPr>
+        <w:rFonts w:ascii="Wingdings" w:hAnsi="Wingdings" w:hint="default"/>
+        <w:sz w:val="20"/>
+      </w:rPr>
+    </w:lvl>
+    <w:lvl w:ilvl="3" w:tentative="1">
+      <w:start w:val="1"/>
+      <w:numFmt w:val="bullet"/>
+      <w:lvlText w:val=""/>
+      <w:lvlJc w:val="left"/>
+      <w:pPr>
+        <w:tabs>
+          <w:tab w:val="num" w:pos="2880"/>
+        </w:tabs>
+        <w:ind w:left="2880" w:hanging="360"/>
+      </w:pPr>
+      <w:rPr>
+        <w:rFonts w:ascii="Wingdings" w:hAnsi="Wingdings" w:hint="default"/>
+        <w:sz w:val="20"/>
+      </w:rPr>
+    </w:lvl>
+    <w:lvl w:ilvl="4" w:tentative="1">
+      <w:start w:val="1"/>
+      <w:numFmt w:val="bullet"/>
+      <w:lvlText w:val=""/>
+      <w:lvlJc w:val="left"/>
+      <w:pPr>
+        <w:tabs>
+          <w:tab w:val="num" w:pos="3600"/>
+        </w:tabs>
+        <w:ind w:left="3600" w:hanging="360"/>
+      </w:pPr>
+      <w:rPr>
+        <w:rFonts w:ascii="Wingdings" w:hAnsi="Wingdings" w:hint="default"/>
+        <w:sz w:val="20"/>
+      </w:rPr>
+    </w:lvl>
+    <w:lvl w:ilvl="5" w:tentative="1">
+      <w:start w:val="1"/>
+      <w:numFmt w:val="bullet"/>
+      <w:lvlText w:val=""/>
+      <w:lvlJc w:val="left"/>
+      <w:pPr>
+        <w:tabs>
+          <w:tab w:val="num" w:pos="4320"/>
+        </w:tabs>
+        <w:ind w:left="4320" w:hanging="360"/>
+      </w:pPr>
+      <w:rPr>
+        <w:rFonts w:ascii="Wingdings" w:hAnsi="Wingdings" w:hint="default"/>
+        <w:sz w:val="20"/>
+      </w:rPr>
+    </w:lvl>
+    <w:lvl w:ilvl="6" w:tentative="1">
+      <w:start w:val="1"/>
+      <w:numFmt w:val="bullet"/>
+      <w:lvlText w:val=""/>
+      <w:lvlJc w:val="left"/>
+      <w:pPr>
+        <w:tabs>
+          <w:tab w:val="num" w:pos="5040"/>
+        </w:tabs>
+        <w:ind w:left="5040" w:hanging="360"/>
+      </w:pPr>
+      <w:rPr>
+        <w:rFonts w:ascii="Wingdings" w:hAnsi="Wingdings" w:hint="default"/>
+        <w:sz w:val="20"/>
+      </w:rPr>
+    </w:lvl>
+    <w:lvl w:ilvl="7" w:tentative="1">
+      <w:start w:val="1"/>
+      <w:numFmt w:val="bullet"/>
+      <w:lvlText w:val=""/>
+      <w:lvlJc w:val="left"/>
+      <w:pPr>
+        <w:tabs>
+          <w:tab w:val="num" w:pos="5760"/>
+        </w:tabs>
+        <w:ind w:left="5760" w:hanging="360"/>
+      </w:pPr>
+      <w:rPr>
+        <w:rFonts w:ascii="Wingdings" w:hAnsi="Wingdings" w:hint="default"/>
+        <w:sz w:val="20"/>
+      </w:rPr>
+    </w:lvl>
+    <w:lvl w:ilvl="8" w:tentative="1">
+      <w:start w:val="1"/>
+      <w:numFmt w:val="bullet"/>
+      <w:lvlText w:val=""/>
+      <w:lvlJc w:val="left"/>
+      <w:pPr>
+        <w:tabs>
+          <w:tab w:val="num" w:pos="6480"/>
+        </w:tabs>
+        <w:ind w:left="6480" w:hanging="360"/>
+      </w:pPr>
+      <w:rPr>
+        <w:rFonts w:ascii="Wingdings" w:hAnsi="Wingdings" w:hint="default"/>
+        <w:sz w:val="20"/>
+      </w:rPr>
+    </w:lvl>
+  </w:abstractNum>
   <w:num w:numId="1" w16cid:durableId="209221281">
+    <w:abstractNumId w:val="14"/>
+  </w:num>
+  <w:num w:numId="2" w16cid:durableId="1777942387">
+    <w:abstractNumId w:val="5"/>
+  </w:num>
+  <w:num w:numId="3" w16cid:durableId="1582177116">
+    <w:abstractNumId w:val="10"/>
+  </w:num>
+  <w:num w:numId="4" w16cid:durableId="1166165012">
+    <w:abstractNumId w:val="8"/>
+  </w:num>
+  <w:num w:numId="5" w16cid:durableId="1241597381">
     <w:abstractNumId w:val="0"/>
+  </w:num>
+  <w:num w:numId="6" w16cid:durableId="67382833">
+    <w:abstractNumId w:val="13"/>
+  </w:num>
+  <w:num w:numId="7" w16cid:durableId="319502898">
+    <w:abstractNumId w:val="11"/>
+  </w:num>
+  <w:num w:numId="8" w16cid:durableId="885527756">
+    <w:abstractNumId w:val="12"/>
+  </w:num>
+  <w:num w:numId="9" w16cid:durableId="141391327">
+    <w:abstractNumId w:val="2"/>
+  </w:num>
+  <w:num w:numId="10" w16cid:durableId="573054794">
+    <w:abstractNumId w:val="9"/>
+  </w:num>
+  <w:num w:numId="11" w16cid:durableId="1691495305">
+    <w:abstractNumId w:val="3"/>
+  </w:num>
+  <w:num w:numId="12" w16cid:durableId="1480733219">
+    <w:abstractNumId w:val="15"/>
+  </w:num>
+  <w:num w:numId="13" w16cid:durableId="642392496">
+    <w:abstractNumId w:val="6"/>
+  </w:num>
+  <w:num w:numId="14" w16cid:durableId="270402152">
+    <w:abstractNumId w:val="7"/>
+  </w:num>
+  <w:num w:numId="15" w16cid:durableId="487794244">
+    <w:abstractNumId w:val="1"/>
+  </w:num>
+  <w:num w:numId="16" w16cid:durableId="1477838582">
+    <w:abstractNumId w:val="4"/>
   </w:num>
 </w:numbering>
 </file>
@@ -1127,7 +3918,6 @@
   <w:style w:type="character" w:default="1" w:styleId="DefaultParagraphFont">
     <w:name w:val="Default Paragraph Font"/>
     <w:uiPriority w:val="1"/>
-    <w:semiHidden/>
     <w:unhideWhenUsed/>
   </w:style>
   <w:style w:type="table" w:default="1" w:styleId="TableNormal">
